--- a/BIT4138_Logbook.docx
+++ b/BIT4138_Logbook.docx
@@ -661,7 +661,7 @@
           <w:iCs w:val="0"/>
           <w:szCs w:val="28"/>
         </w:rPr>
-        <w:instrText xml:space="preserve"> HYPERLINK \l _Toc7388 </w:instrText>
+        <w:instrText xml:space="preserve"> HYPERLINK \l _Toc24251 </w:instrText>
       </w:r>
       <w:r>
         <w:rPr>
@@ -683,13 +683,13 @@
         <w:fldChar w:fldCharType="begin"/>
       </w:r>
       <w:r>
-        <w:instrText xml:space="preserve"> PAGEREF _Toc7388 \h </w:instrText>
+        <w:instrText xml:space="preserve"> PAGEREF _Toc24251 \h </w:instrText>
       </w:r>
       <w:r>
         <w:fldChar w:fldCharType="separate"/>
       </w:r>
       <w:r>
-        <w:t>5</w:t>
+        <w:t>3</w:t>
       </w:r>
       <w:r>
         <w:fldChar w:fldCharType="end"/>
@@ -732,7 +732,7 @@
           <w:iCs w:val="0"/>
           <w:szCs w:val="28"/>
         </w:rPr>
-        <w:instrText xml:space="preserve"> HYPERLINK \l _Toc6139 </w:instrText>
+        <w:instrText xml:space="preserve"> HYPERLINK \l _Toc30455 </w:instrText>
       </w:r>
       <w:r>
         <w:rPr>
@@ -754,13 +754,13 @@
         <w:fldChar w:fldCharType="begin"/>
       </w:r>
       <w:r>
-        <w:instrText xml:space="preserve"> PAGEREF _Toc6139 \h </w:instrText>
+        <w:instrText xml:space="preserve"> PAGEREF _Toc30455 \h </w:instrText>
       </w:r>
       <w:r>
         <w:fldChar w:fldCharType="separate"/>
       </w:r>
       <w:r>
-        <w:t>5</w:t>
+        <w:t>3</w:t>
       </w:r>
       <w:r>
         <w:fldChar w:fldCharType="end"/>
@@ -784,6 +784,69 @@
           <w:tab w:val="right" w:leader="dot" w:pos="9026"/>
         </w:tabs>
       </w:pPr>
+      <w:r>
+        <w:rPr>
+          <w:rFonts w:hint="default"/>
+          <w:bCs/>
+          <w:i w:val="0"/>
+          <w:iCs w:val="0"/>
+          <w:color w:val="000000"/>
+          <w:szCs w:val="28"/>
+        </w:rPr>
+        <w:fldChar w:fldCharType="begin"/>
+      </w:r>
+      <w:r>
+        <w:rPr>
+          <w:rFonts w:hint="default"/>
+          <w:bCs/>
+          <w:i w:val="0"/>
+          <w:iCs w:val="0"/>
+          <w:szCs w:val="28"/>
+        </w:rPr>
+        <w:instrText xml:space="preserve"> HYPERLINK \l _Toc24341 </w:instrText>
+      </w:r>
+      <w:r>
+        <w:rPr>
+          <w:rFonts w:hint="default"/>
+          <w:bCs/>
+          <w:i w:val="0"/>
+          <w:iCs w:val="0"/>
+          <w:szCs w:val="28"/>
+        </w:rPr>
+        <w:fldChar w:fldCharType="separate"/>
+      </w:r>
+      <w:r>
+        <w:t>Student Reflection:</w:t>
+      </w:r>
+      <w:r>
+        <w:tab/>
+      </w:r>
+      <w:r>
+        <w:fldChar w:fldCharType="begin"/>
+      </w:r>
+      <w:r>
+        <w:instrText xml:space="preserve"> PAGEREF _Toc24341 \h </w:instrText>
+      </w:r>
+      <w:r>
+        <w:fldChar w:fldCharType="separate"/>
+      </w:r>
+      <w:r>
+        <w:t>5</w:t>
+      </w:r>
+      <w:r>
+        <w:fldChar w:fldCharType="end"/>
+      </w:r>
+      <w:r>
+        <w:rPr>
+          <w:rFonts w:hint="default"/>
+          <w:bCs/>
+          <w:i w:val="0"/>
+          <w:iCs w:val="0"/>
+          <w:color w:val="000000"/>
+          <w:szCs w:val="28"/>
+        </w:rPr>
+        <w:fldChar w:fldCharType="end"/>
+      </w:r>
     </w:p>
     <w:p>
       <w:pPr>
@@ -811,7 +874,7 @@
           <w:iCs w:val="0"/>
           <w:szCs w:val="28"/>
         </w:rPr>
-        <w:instrText xml:space="preserve"> HYPERLINK \l _Toc32060 </w:instrText>
+        <w:instrText xml:space="preserve"> HYPERLINK \l _Toc17592 </w:instrText>
       </w:r>
       <w:r>
         <w:rPr>
@@ -837,13 +900,13 @@
         <w:fldChar w:fldCharType="begin"/>
       </w:r>
       <w:r>
-        <w:instrText xml:space="preserve"> PAGEREF _Toc32060 \h </w:instrText>
+        <w:instrText xml:space="preserve"> PAGEREF _Toc17592 \h </w:instrText>
       </w:r>
       <w:r>
         <w:fldChar w:fldCharType="separate"/>
       </w:r>
       <w:r>
-        <w:t>8</w:t>
+        <w:t>6</w:t>
       </w:r>
       <w:r>
         <w:fldChar w:fldCharType="end"/>
@@ -886,7 +949,7 @@
           <w:iCs w:val="0"/>
           <w:szCs w:val="28"/>
         </w:rPr>
-        <w:instrText xml:space="preserve"> HYPERLINK \l _Toc12715 </w:instrText>
+        <w:instrText xml:space="preserve"> HYPERLINK \l _Toc26763 </w:instrText>
       </w:r>
       <w:r>
         <w:rPr>
@@ -917,13 +980,13 @@
         <w:fldChar w:fldCharType="begin"/>
       </w:r>
       <w:r>
-        <w:instrText xml:space="preserve"> PAGEREF _Toc12715 \h </w:instrText>
+        <w:instrText xml:space="preserve"> PAGEREF _Toc26763 \h </w:instrText>
       </w:r>
       <w:r>
         <w:fldChar w:fldCharType="separate"/>
       </w:r>
       <w:r>
-        <w:t>8</w:t>
+        <w:t>6</w:t>
       </w:r>
       <w:r>
         <w:fldChar w:fldCharType="end"/>
@@ -947,6 +1010,69 @@
           <w:tab w:val="right" w:leader="dot" w:pos="9026"/>
         </w:tabs>
       </w:pPr>
+      <w:r>
+        <w:rPr>
+          <w:rFonts w:hint="default"/>
+          <w:bCs/>
+          <w:i w:val="0"/>
+          <w:iCs w:val="0"/>
+          <w:color w:val="000000"/>
+          <w:szCs w:val="28"/>
+        </w:rPr>
+        <w:fldChar w:fldCharType="begin"/>
+      </w:r>
+      <w:r>
+        <w:rPr>
+          <w:rFonts w:hint="default"/>
+          <w:bCs/>
+          <w:i w:val="0"/>
+          <w:iCs w:val="0"/>
+          <w:szCs w:val="28"/>
+        </w:rPr>
+        <w:instrText xml:space="preserve"> HYPERLINK \l _Toc13006 </w:instrText>
+      </w:r>
+      <w:r>
+        <w:rPr>
+          <w:rFonts w:hint="default"/>
+          <w:bCs/>
+          <w:i w:val="0"/>
+          <w:iCs w:val="0"/>
+          <w:szCs w:val="28"/>
+        </w:rPr>
+        <w:fldChar w:fldCharType="separate"/>
+      </w:r>
+      <w:r>
+        <w:t>Student Reflection:</w:t>
+      </w:r>
+      <w:r>
+        <w:tab/>
+      </w:r>
+      <w:r>
+        <w:fldChar w:fldCharType="begin"/>
+      </w:r>
+      <w:r>
+        <w:instrText xml:space="preserve"> PAGEREF _Toc13006 \h </w:instrText>
+      </w:r>
+      <w:r>
+        <w:fldChar w:fldCharType="separate"/>
+      </w:r>
+      <w:r>
+        <w:t>8</w:t>
+      </w:r>
+      <w:r>
+        <w:fldChar w:fldCharType="end"/>
+      </w:r>
+      <w:r>
+        <w:rPr>
+          <w:rFonts w:hint="default"/>
+          <w:bCs/>
+          <w:i w:val="0"/>
+          <w:iCs w:val="0"/>
+          <w:color w:val="000000"/>
+          <w:szCs w:val="28"/>
+        </w:rPr>
+        <w:fldChar w:fldCharType="end"/>
+      </w:r>
     </w:p>
     <w:p>
       <w:pPr>
@@ -974,7 +1100,7 @@
           <w:iCs w:val="0"/>
           <w:szCs w:val="28"/>
         </w:rPr>
-        <w:instrText xml:space="preserve"> HYPERLINK \l _Toc12081 </w:instrText>
+        <w:instrText xml:space="preserve"> HYPERLINK \l _Toc22275 </w:instrText>
       </w:r>
       <w:r>
         <w:rPr>
@@ -1000,13 +1126,13 @@
         <w:fldChar w:fldCharType="begin"/>
       </w:r>
       <w:r>
-        <w:instrText xml:space="preserve"> PAGEREF _Toc12081 \h </w:instrText>
+        <w:instrText xml:space="preserve"> PAGEREF _Toc22275 \h </w:instrText>
       </w:r>
       <w:r>
         <w:fldChar w:fldCharType="separate"/>
       </w:r>
       <w:r>
-        <w:t>11</w:t>
+        <w:t>9</w:t>
       </w:r>
       <w:r>
         <w:fldChar w:fldCharType="end"/>
@@ -1049,7 +1175,7 @@
           <w:iCs w:val="0"/>
           <w:szCs w:val="28"/>
         </w:rPr>
-        <w:instrText xml:space="preserve"> HYPERLINK \l _Toc2390 </w:instrText>
+        <w:instrText xml:space="preserve"> HYPERLINK \l _Toc13530 </w:instrText>
       </w:r>
       <w:r>
         <w:rPr>
@@ -1071,13 +1197,13 @@
         <w:fldChar w:fldCharType="begin"/>
       </w:r>
       <w:r>
-        <w:instrText xml:space="preserve"> PAGEREF _Toc2390 \h </w:instrText>
+        <w:instrText xml:space="preserve"> PAGEREF _Toc13530 \h </w:instrText>
       </w:r>
       <w:r>
         <w:fldChar w:fldCharType="separate"/>
       </w:r>
       <w:r>
-        <w:t>11</w:t>
+        <w:t>9</w:t>
       </w:r>
       <w:r>
         <w:fldChar w:fldCharType="end"/>
@@ -1101,6 +1227,69 @@
           <w:tab w:val="right" w:leader="dot" w:pos="9026"/>
         </w:tabs>
       </w:pPr>
+      <w:r>
+        <w:rPr>
+          <w:rFonts w:hint="default"/>
+          <w:bCs/>
+          <w:i w:val="0"/>
+          <w:iCs w:val="0"/>
+          <w:color w:val="000000"/>
+          <w:szCs w:val="28"/>
+        </w:rPr>
+        <w:fldChar w:fldCharType="begin"/>
+      </w:r>
+      <w:r>
+        <w:rPr>
+          <w:rFonts w:hint="default"/>
+          <w:bCs/>
+          <w:i w:val="0"/>
+          <w:iCs w:val="0"/>
+          <w:szCs w:val="28"/>
+        </w:rPr>
+        <w:instrText xml:space="preserve"> HYPERLINK \l _Toc420 </w:instrText>
+      </w:r>
+      <w:r>
+        <w:rPr>
+          <w:rFonts w:hint="default"/>
+          <w:bCs/>
+          <w:i w:val="0"/>
+          <w:iCs w:val="0"/>
+          <w:szCs w:val="28"/>
+        </w:rPr>
+        <w:fldChar w:fldCharType="separate"/>
+      </w:r>
+      <w:r>
+        <w:t>Student Reflection:</w:t>
+      </w:r>
+      <w:r>
+        <w:tab/>
+      </w:r>
+      <w:r>
+        <w:fldChar w:fldCharType="begin"/>
+      </w:r>
+      <w:r>
+        <w:instrText xml:space="preserve"> PAGEREF _Toc420 \h </w:instrText>
+      </w:r>
+      <w:r>
+        <w:fldChar w:fldCharType="separate"/>
+      </w:r>
+      <w:r>
+        <w:t>11</w:t>
+      </w:r>
+      <w:r>
+        <w:fldChar w:fldCharType="end"/>
+      </w:r>
+      <w:r>
+        <w:rPr>
+          <w:rFonts w:hint="default"/>
+          <w:bCs/>
+          <w:i w:val="0"/>
+          <w:iCs w:val="0"/>
+          <w:color w:val="000000"/>
+          <w:szCs w:val="28"/>
+        </w:rPr>
+        <w:fldChar w:fldCharType="end"/>
+      </w:r>
     </w:p>
     <w:p>
       <w:pPr>
@@ -1128,7 +1317,7 @@
           <w:iCs w:val="0"/>
           <w:szCs w:val="28"/>
         </w:rPr>
-        <w:instrText xml:space="preserve"> HYPERLINK \l _Toc25283 </w:instrText>
+        <w:instrText xml:space="preserve"> HYPERLINK \l _Toc22344 </w:instrText>
       </w:r>
       <w:r>
         <w:rPr>
@@ -1154,13 +1343,13 @@
         <w:fldChar w:fldCharType="begin"/>
       </w:r>
       <w:r>
-        <w:instrText xml:space="preserve"> PAGEREF _Toc25283 \h </w:instrText>
+        <w:instrText xml:space="preserve"> PAGEREF _Toc22344 \h </w:instrText>
       </w:r>
       <w:r>
         <w:fldChar w:fldCharType="separate"/>
       </w:r>
       <w:r>
-        <w:t>14</w:t>
+        <w:t>12</w:t>
       </w:r>
       <w:r>
         <w:fldChar w:fldCharType="end"/>
@@ -1203,7 +1392,7 @@
           <w:iCs w:val="0"/>
           <w:szCs w:val="28"/>
         </w:rPr>
-        <w:instrText xml:space="preserve"> HYPERLINK \l _Toc11505 </w:instrText>
+        <w:instrText xml:space="preserve"> HYPERLINK \l _Toc5506 </w:instrText>
       </w:r>
       <w:r>
         <w:rPr>
@@ -1234,13 +1423,13 @@
         <w:fldChar w:fldCharType="begin"/>
       </w:r>
       <w:r>
-        <w:instrText xml:space="preserve"> PAGEREF _Toc11505 \h </w:instrText>
+        <w:instrText xml:space="preserve"> PAGEREF _Toc5506 \h </w:instrText>
       </w:r>
       <w:r>
         <w:fldChar w:fldCharType="separate"/>
       </w:r>
       <w:r>
-        <w:t>14</w:t>
+        <w:t>12</w:t>
       </w:r>
       <w:r>
         <w:fldChar w:fldCharType="end"/>
@@ -1264,6 +1453,144 @@
           <w:tab w:val="right" w:leader="dot" w:pos="9026"/>
         </w:tabs>
       </w:pPr>
+      <w:r>
+        <w:rPr>
+          <w:rFonts w:hint="default"/>
+          <w:bCs/>
+          <w:i w:val="0"/>
+          <w:iCs w:val="0"/>
+          <w:color w:val="000000"/>
+          <w:szCs w:val="28"/>
+        </w:rPr>
+        <w:fldChar w:fldCharType="begin"/>
+      </w:r>
+      <w:r>
+        <w:rPr>
+          <w:rFonts w:hint="default"/>
+          <w:bCs/>
+          <w:i w:val="0"/>
+          <w:iCs w:val="0"/>
+          <w:szCs w:val="28"/>
+        </w:rPr>
+        <w:instrText xml:space="preserve"> HYPERLINK \l _Toc977 </w:instrText>
+      </w:r>
+      <w:r>
+        <w:rPr>
+          <w:rFonts w:hint="default"/>
+          <w:bCs/>
+          <w:i w:val="0"/>
+          <w:iCs w:val="0"/>
+          <w:szCs w:val="28"/>
+        </w:rPr>
+        <w:fldChar w:fldCharType="separate"/>
+      </w:r>
+      <w:r>
+        <w:t>Student Reflection:</w:t>
+      </w:r>
+      <w:r>
+        <w:tab/>
+      </w:r>
+      <w:r>
+        <w:fldChar w:fldCharType="begin"/>
+      </w:r>
+      <w:r>
+        <w:instrText xml:space="preserve"> PAGEREF _Toc977 \h </w:instrText>
+      </w:r>
+      <w:r>
+        <w:fldChar w:fldCharType="separate"/>
+      </w:r>
+      <w:r>
+        <w:t>13</w:t>
+      </w:r>
+      <w:r>
+        <w:fldChar w:fldCharType="end"/>
+      </w:r>
+      <w:r>
+        <w:rPr>
+          <w:rFonts w:hint="default"/>
+          <w:bCs/>
+          <w:i w:val="0"/>
+          <w:iCs w:val="0"/>
+          <w:color w:val="000000"/>
+          <w:szCs w:val="28"/>
+        </w:rPr>
+        <w:fldChar w:fldCharType="end"/>
+      </w:r>
+    </w:p>
+    <w:p>
+      <w:pPr>
+        <w:pStyle w:val="16"/>
+        <w:tabs>
+          <w:tab w:val="right" w:leader="dot" w:pos="9026"/>
+        </w:tabs>
+      </w:pPr>
+      <w:r>
+        <w:rPr>
+          <w:rFonts w:hint="default"/>
+          <w:bCs/>
+          <w:i w:val="0"/>
+          <w:iCs w:val="0"/>
+          <w:color w:val="000000"/>
+          <w:szCs w:val="28"/>
+        </w:rPr>
+        <w:fldChar w:fldCharType="begin"/>
+      </w:r>
+      <w:r>
+        <w:rPr>
+          <w:rFonts w:hint="default"/>
+          <w:bCs/>
+          <w:i w:val="0"/>
+          <w:iCs w:val="0"/>
+          <w:szCs w:val="28"/>
+        </w:rPr>
+        <w:instrText xml:space="preserve"> HYPERLINK \l _Toc19104 </w:instrText>
+      </w:r>
+      <w:r>
+        <w:rPr>
+          <w:rFonts w:hint="default"/>
+          <w:bCs/>
+          <w:i w:val="0"/>
+          <w:iCs w:val="0"/>
+          <w:szCs w:val="28"/>
+        </w:rPr>
+        <w:fldChar w:fldCharType="separate"/>
+      </w:r>
+      <w:r>
+        <w:rPr>
+          <w:rFonts w:hint="default"/>
+          <w:lang w:val="en-US"/>
+        </w:rPr>
+        <w:t>Week5: Block Ciphers and Feisty Structures</w:t>
+      </w:r>
+      <w:r>
+        <w:tab/>
+      </w:r>
+      <w:r>
+        <w:fldChar w:fldCharType="begin"/>
+      </w:r>
+      <w:r>
+        <w:instrText xml:space="preserve"> PAGEREF _Toc19104 \h </w:instrText>
+      </w:r>
+      <w:r>
+        <w:fldChar w:fldCharType="separate"/>
+      </w:r>
+      <w:r>
+        <w:t>14</w:t>
+      </w:r>
+      <w:r>
+        <w:fldChar w:fldCharType="end"/>
+      </w:r>
+      <w:r>
+        <w:rPr>
+          <w:rFonts w:hint="default"/>
+          <w:bCs/>
+          <w:i w:val="0"/>
+          <w:iCs w:val="0"/>
+          <w:color w:val="000000"/>
+          <w:szCs w:val="28"/>
+        </w:rPr>
+        <w:fldChar w:fldCharType="end"/>
+      </w:r>
     </w:p>
     <w:p>
       <w:pPr>
@@ -1272,14 +1599,6 @@
           <w:tab w:val="right" w:leader="dot" w:pos="9026"/>
         </w:tabs>
       </w:pPr>
-    </w:p>
-    <w:p>
-      <w:pPr>
-        <w:pStyle w:val="16"/>
-        <w:tabs>
-          <w:tab w:val="right" w:leader="dot" w:pos="9026"/>
-        </w:tabs>
-      </w:pPr>
       <w:r>
         <w:rPr>
           <w:rFonts w:hint="default"/>
@@ -1299,7 +1618,7 @@
           <w:iCs w:val="0"/>
           <w:szCs w:val="28"/>
         </w:rPr>
-        <w:instrText xml:space="preserve"> HYPERLINK \l _Toc18870 </w:instrText>
+        <w:instrText xml:space="preserve"> HYPERLINK \l _Toc23273 </w:instrText>
       </w:r>
       <w:r>
         <w:rPr>
@@ -1312,11 +1631,16 @@
         <w:fldChar w:fldCharType="separate"/>
       </w:r>
       <w:r>
-        <w:rPr>
-          <w:rFonts w:hint="default"/>
-          <w:lang w:val="en-US"/>
-        </w:rPr>
-        <w:t>Week5: Block Ciphers and Feisty Structures</w:t>
+        <w:t xml:space="preserve">Title: </w:t>
+      </w:r>
+      <w:r>
+        <w:rPr>
+          <w:lang w:val="en-US"/>
+        </w:rPr>
+        <w:t>Feisty</w:t>
+      </w:r>
+      <w:r>
+        <w:t xml:space="preserve"> Cipher Implementation and Avalanche Effect Testing</w:t>
       </w:r>
       <w:r>
         <w:tab/>
@@ -1325,13 +1649,13 @@
         <w:fldChar w:fldCharType="begin"/>
       </w:r>
       <w:r>
-        <w:instrText xml:space="preserve"> PAGEREF _Toc18870 \h </w:instrText>
+        <w:instrText xml:space="preserve"> PAGEREF _Toc23273 \h </w:instrText>
       </w:r>
       <w:r>
         <w:fldChar w:fldCharType="separate"/>
       </w:r>
       <w:r>
-        <w:t>16</w:t>
+        <w:t>14</w:t>
       </w:r>
       <w:r>
         <w:fldChar w:fldCharType="end"/>
@@ -1374,7 +1698,7 @@
           <w:iCs w:val="0"/>
           <w:szCs w:val="28"/>
         </w:rPr>
-        <w:instrText xml:space="preserve"> HYPERLINK \l _Toc22927 </w:instrText>
+        <w:instrText xml:space="preserve"> HYPERLINK \l _Toc28186 </w:instrText>
       </w:r>
       <w:r>
         <w:rPr>
@@ -1387,16 +1711,7 @@
         <w:fldChar w:fldCharType="separate"/>
       </w:r>
       <w:r>
-        <w:t xml:space="preserve">Title: </w:t>
-      </w:r>
-      <w:r>
-        <w:rPr>
-          <w:lang w:val="en-US"/>
-        </w:rPr>
-        <w:t>Feisty</w:t>
-      </w:r>
-      <w:r>
-        <w:t xml:space="preserve"> Cipher Implementation and Avalanche Effect Testing</w:t>
+        <w:t>Student Reflection:</w:t>
       </w:r>
       <w:r>
         <w:tab/>
@@ -1405,13 +1720,13 @@
         <w:fldChar w:fldCharType="begin"/>
       </w:r>
       <w:r>
-        <w:instrText xml:space="preserve"> PAGEREF _Toc22927 \h </w:instrText>
+        <w:instrText xml:space="preserve"> PAGEREF _Toc28186 \h </w:instrText>
       </w:r>
       <w:r>
         <w:fldChar w:fldCharType="separate"/>
       </w:r>
       <w:r>
-        <w:t>16</w:t>
+        <w:t>15</w:t>
       </w:r>
       <w:r>
         <w:fldChar w:fldCharType="end"/>
@@ -1427,14 +1742,6 @@
         </w:rPr>
         <w:fldChar w:fldCharType="end"/>
       </w:r>
-    </w:p>
-    <w:p>
-      <w:pPr>
-        <w:pStyle w:val="17"/>
-        <w:tabs>
-          <w:tab w:val="right" w:leader="dot" w:pos="9026"/>
-        </w:tabs>
-      </w:pPr>
     </w:p>
     <w:p>
       <w:pPr>
@@ -1466,8 +1773,8 @@
         </w:rPr>
         <w:fldChar w:fldCharType="end"/>
       </w:r>
-      <w:bookmarkStart w:id="70" w:name="_GoBack"/>
-      <w:bookmarkEnd w:id="70"/>
+      <w:bookmarkStart w:id="85" w:name="_GoBack"/>
+      <w:bookmarkEnd w:id="85"/>
     </w:p>
     <w:p>
       <w:pPr>
@@ -1494,11 +1801,13 @@
       </w:pPr>
       <w:bookmarkStart w:id="0" w:name="_Toc17182"/>
       <w:bookmarkStart w:id="1" w:name="_Toc7388"/>
+      <w:bookmarkStart w:id="2" w:name="_Toc24251"/>
       <w:r>
         <w:t>Week 1: Classical Cryptography and Cipher Design</w:t>
       </w:r>
       <w:bookmarkEnd w:id="0"/>
       <w:bookmarkEnd w:id="1"/>
+      <w:bookmarkEnd w:id="2"/>
       <w:r>
         <w:rPr>
           <w:rFonts w:hint="default"/>
@@ -1529,63 +1838,32 @@
         <w:pStyle w:val="3"/>
         <w:bidi w:val="0"/>
       </w:pPr>
-      <w:bookmarkStart w:id="2" w:name="_Toc21644"/>
-      <w:bookmarkStart w:id="3" w:name="_Toc6139"/>
+      <w:bookmarkStart w:id="3" w:name="_Toc21644"/>
+      <w:bookmarkStart w:id="4" w:name="_Toc6139"/>
+      <w:bookmarkStart w:id="5" w:name="_Toc30455"/>
       <w:r>
         <w:t>Title: Implementation of Classical Encryption Algorithms</w:t>
       </w:r>
-      <w:bookmarkEnd w:id="2"/>
       <w:bookmarkEnd w:id="3"/>
-    </w:p>
-    <w:p>
-      <w:pPr>
-        <w:pStyle w:val="2"/>
-        <w:pBdr>
-          <w:bottom w:val="single" w:color="333333" w:sz="4" w:space="0"/>
-        </w:pBdr>
-        <w:spacing w:before="300" w:after="150"/>
-        <w:rPr>
-          <w:rFonts w:hint="default"/>
-          <w:i w:val="0"/>
-          <w:iCs w:val="0"/>
-          <w:sz w:val="28"/>
-          <w:szCs w:val="28"/>
-          <w:lang w:val="en-US"/>
-        </w:rPr>
-      </w:pPr>
-      <w:bookmarkStart w:id="4" w:name="_Toc3681"/>
-      <w:bookmarkStart w:id="5" w:name="_Toc6490"/>
-      <w:r>
-        <w:rPr>
-          <w:b w:val="0"/>
-          <w:bCs w:val="0"/>
-          <w:i w:val="0"/>
-          <w:iCs w:val="0"/>
-          <w:color w:val="000000"/>
-          <w:sz w:val="24"/>
-          <w:szCs w:val="24"/>
-        </w:rPr>
-        <w:t xml:space="preserve">Fig 1: </w:t>
-      </w:r>
-      <w:r>
-        <w:rPr>
-          <w:b w:val="0"/>
-          <w:bCs w:val="0"/>
-          <w:i w:val="0"/>
-          <w:iCs w:val="0"/>
-          <w:color w:val="333333"/>
-          <w:sz w:val="24"/>
-          <w:szCs w:val="24"/>
-        </w:rPr>
-        <w:t>Python 3.14.5 installed and working fine as seen in the command prompt window confirming that the setup was done correctly.</w:t>
-      </w:r>
-      <w:r>
-        <w:rPr>
-          <w:rFonts w:hint="default"/>
-          <w:i w:val="0"/>
-          <w:iCs w:val="0"/>
-          <w:sz w:val="28"/>
-          <w:szCs w:val="28"/>
+      <w:bookmarkEnd w:id="4"/>
+      <w:bookmarkEnd w:id="5"/>
+    </w:p>
+    <w:p>
+      <w:pPr>
+        <w:bidi w:val="0"/>
+        <w:rPr>
+          <w:rFonts w:hint="default"/>
+          <w:lang w:val="en-US"/>
+        </w:rPr>
+      </w:pPr>
+      <w:bookmarkStart w:id="6" w:name="_Toc3681"/>
+      <w:bookmarkStart w:id="7" w:name="_Toc6490"/>
+      <w:r>
+        <w:t>Fig 1: Python 3.14.5 installed and working fine as seen in the command prompt window confirming that the setup was done correctly.</w:t>
+      </w:r>
+      <w:r>
+        <w:rPr>
+          <w:rFonts w:hint="default"/>
           <w:lang w:val="en-US"/>
         </w:rPr>
         <w:drawing>
@@ -1626,8 +1904,8 @@
           </wp:inline>
         </w:drawing>
       </w:r>
-      <w:bookmarkEnd w:id="4"/>
-      <w:bookmarkEnd w:id="5"/>
+      <w:bookmarkEnd w:id="6"/>
+      <w:bookmarkEnd w:id="7"/>
     </w:p>
     <w:p>
       <w:pPr>
@@ -1673,27 +1951,20 @@
     </w:p>
     <w:p>
       <w:pPr>
-        <w:pStyle w:val="3"/>
-        <w:bidi w:val="0"/>
-        <w:rPr>
-          <w:rFonts w:hint="default"/>
-          <w:i w:val="0"/>
-          <w:iCs w:val="0"/>
-          <w:szCs w:val="28"/>
-          <w:lang w:val="en-US"/>
-        </w:rPr>
-      </w:pPr>
-      <w:bookmarkStart w:id="6" w:name="_Toc9722"/>
-      <w:bookmarkStart w:id="7" w:name="_Toc12159"/>
+        <w:bidi w:val="0"/>
+        <w:rPr>
+          <w:rFonts w:hint="default"/>
+          <w:lang w:val="en-US"/>
+        </w:rPr>
+      </w:pPr>
+      <w:bookmarkStart w:id="8" w:name="_Toc12159"/>
+      <w:bookmarkStart w:id="9" w:name="_Toc9722"/>
       <w:r>
         <w:t>Fig 2: VS Code editor was opened and ready to use as the main coding tool for the project throughout the semeste</w:t>
       </w:r>
       <w:r>
         <w:rPr>
           <w:rFonts w:hint="default"/>
-          <w:i w:val="0"/>
-          <w:iCs w:val="0"/>
-          <w:szCs w:val="28"/>
           <w:lang w:val="en-US"/>
         </w:rPr>
         <w:drawing>
@@ -1734,68 +2005,42 @@
           </wp:inline>
         </w:drawing>
       </w:r>
-      <w:bookmarkEnd w:id="6"/>
-      <w:bookmarkEnd w:id="7"/>
-    </w:p>
-    <w:p>
-      <w:pPr>
-        <w:spacing w:before="80" w:after="40"/>
-        <w:rPr>
-          <w:b/>
-          <w:bCs/>
-          <w:i w:val="0"/>
-          <w:iCs w:val="0"/>
-          <w:color w:val="000000"/>
-          <w:sz w:val="28"/>
-          <w:szCs w:val="28"/>
-        </w:rPr>
-      </w:pPr>
-    </w:p>
-    <w:p>
-      <w:pPr>
-        <w:pStyle w:val="3"/>
-        <w:bidi w:val="0"/>
-      </w:pPr>
-    </w:p>
-    <w:p>
-      <w:pPr>
-        <w:pStyle w:val="3"/>
-        <w:bidi w:val="0"/>
-      </w:pPr>
-      <w:bookmarkStart w:id="8" w:name="_Toc8597"/>
-      <w:bookmarkStart w:id="9" w:name="_Toc1783"/>
-      <w:r>
-        <w:t>Fig 3: The Python extension from Microsoft was already installed inside VS Code which allows running Python code directly from the editor.</w:t>
-      </w:r>
       <w:bookmarkEnd w:id="8"/>
       <w:bookmarkEnd w:id="9"/>
     </w:p>
     <w:p>
       <w:pPr>
-        <w:pBdr>
-          <w:top w:val="single" w:color="AAAAAA" w:sz="2" w:space="0"/>
-          <w:left w:val="single" w:color="AAAAAA" w:sz="2" w:space="0"/>
-          <w:bottom w:val="single" w:color="AAAAAA" w:sz="2" w:space="0"/>
-          <w:right w:val="single" w:color="AAAAAA" w:sz="2" w:space="0"/>
-        </w:pBdr>
-        <w:spacing w:before="40" w:after="120"/>
-        <w:jc w:val="center"/>
-        <w:rPr>
-          <w:rFonts w:hint="default"/>
-          <w:i w:val="0"/>
-          <w:iCs w:val="0"/>
-          <w:sz w:val="28"/>
-          <w:szCs w:val="28"/>
-          <w:lang w:val="en-US"/>
-        </w:rPr>
-      </w:pPr>
-      <w:r>
-        <w:rPr>
-          <w:rFonts w:hint="default"/>
-          <w:i w:val="0"/>
-          <w:iCs w:val="0"/>
-          <w:sz w:val="28"/>
-          <w:szCs w:val="28"/>
+        <w:bidi w:val="0"/>
+      </w:pPr>
+    </w:p>
+    <w:p>
+      <w:pPr>
+        <w:bidi w:val="0"/>
+      </w:pPr>
+    </w:p>
+    <w:p>
+      <w:pPr>
+        <w:bidi w:val="0"/>
+      </w:pPr>
+      <w:bookmarkStart w:id="10" w:name="_Toc8597"/>
+      <w:bookmarkStart w:id="11" w:name="_Toc1783"/>
+      <w:r>
+        <w:t>Fig 3: The Python extension from Microsoft was already installed inside VS Code which allows running Python code directly from the editor.</w:t>
+      </w:r>
+      <w:bookmarkEnd w:id="10"/>
+      <w:bookmarkEnd w:id="11"/>
+    </w:p>
+    <w:p>
+      <w:pPr>
+        <w:bidi w:val="0"/>
+        <w:rPr>
+          <w:rFonts w:hint="default"/>
+          <w:lang w:val="en-US"/>
+        </w:rPr>
+      </w:pPr>
+      <w:r>
+        <w:rPr>
+          <w:rFonts w:hint="default"/>
           <w:lang w:val="en-US"/>
         </w:rPr>
         <w:drawing>
@@ -1839,43 +2084,27 @@
     </w:p>
     <w:p>
       <w:pPr>
-        <w:pStyle w:val="3"/>
-        <w:bidi w:val="0"/>
-      </w:pPr>
-      <w:bookmarkStart w:id="10" w:name="_Toc29314"/>
-      <w:bookmarkStart w:id="11" w:name="_Toc14533"/>
+        <w:bidi w:val="0"/>
+      </w:pPr>
+      <w:bookmarkStart w:id="12" w:name="_Toc29314"/>
+      <w:bookmarkStart w:id="13" w:name="_Toc14533"/>
       <w:r>
         <w:t>Fig 4: The cryptography library was installed using pip command and the terminal showed it was added successfully without any errors.</w:t>
       </w:r>
-      <w:bookmarkEnd w:id="10"/>
-      <w:bookmarkEnd w:id="11"/>
-    </w:p>
-    <w:p>
-      <w:pPr>
-        <w:pBdr>
-          <w:top w:val="single" w:color="AAAAAA" w:sz="2" w:space="0"/>
-          <w:left w:val="single" w:color="AAAAAA" w:sz="2" w:space="0"/>
-          <w:bottom w:val="single" w:color="AAAAAA" w:sz="2" w:space="0"/>
-          <w:right w:val="single" w:color="AAAAAA" w:sz="2" w:space="0"/>
-        </w:pBdr>
-        <w:spacing w:before="40" w:after="120"/>
-        <w:jc w:val="center"/>
-        <w:rPr>
-          <w:rFonts w:hint="default"/>
-          <w:i w:val="0"/>
-          <w:iCs w:val="0"/>
-          <w:sz w:val="28"/>
-          <w:szCs w:val="28"/>
-          <w:lang w:val="en-US"/>
-        </w:rPr>
-      </w:pPr>
-      <w:r>
-        <w:rPr>
-          <w:rFonts w:hint="default"/>
-          <w:i w:val="0"/>
-          <w:iCs w:val="0"/>
-          <w:sz w:val="28"/>
-          <w:szCs w:val="28"/>
+      <w:bookmarkEnd w:id="12"/>
+      <w:bookmarkEnd w:id="13"/>
+    </w:p>
+    <w:p>
+      <w:pPr>
+        <w:bidi w:val="0"/>
+        <w:rPr>
+          <w:rFonts w:hint="default"/>
+          <w:lang w:val="en-US"/>
+        </w:rPr>
+      </w:pPr>
+      <w:r>
+        <w:rPr>
+          <w:rFonts w:hint="default"/>
           <w:lang w:val="en-US"/>
         </w:rPr>
         <w:drawing>
@@ -1919,99 +2148,45 @@
     </w:p>
     <w:p>
       <w:pPr>
-        <w:spacing w:before="80" w:after="40"/>
-        <w:rPr>
-          <w:b/>
-          <w:bCs/>
-          <w:i w:val="0"/>
-          <w:iCs w:val="0"/>
-          <w:color w:val="000000"/>
-          <w:sz w:val="28"/>
-          <w:szCs w:val="28"/>
-        </w:rPr>
-      </w:pPr>
-    </w:p>
-    <w:p>
-      <w:pPr>
-        <w:spacing w:before="80" w:after="40"/>
-        <w:rPr>
-          <w:b/>
-          <w:bCs/>
-          <w:i w:val="0"/>
-          <w:iCs w:val="0"/>
-          <w:color w:val="000000"/>
-          <w:sz w:val="28"/>
-          <w:szCs w:val="28"/>
-        </w:rPr>
-      </w:pPr>
-    </w:p>
-    <w:p>
-      <w:pPr>
-        <w:spacing w:before="80" w:after="40"/>
-        <w:rPr>
-          <w:b/>
-          <w:bCs/>
-          <w:i w:val="0"/>
-          <w:iCs w:val="0"/>
-          <w:color w:val="000000"/>
-          <w:sz w:val="28"/>
-          <w:szCs w:val="28"/>
-        </w:rPr>
-      </w:pPr>
-    </w:p>
-    <w:p>
-      <w:pPr>
-        <w:spacing w:before="80" w:after="40"/>
-        <w:rPr>
-          <w:b/>
-          <w:bCs/>
-          <w:i w:val="0"/>
-          <w:iCs w:val="0"/>
-          <w:color w:val="000000"/>
-          <w:sz w:val="28"/>
-          <w:szCs w:val="28"/>
-        </w:rPr>
-      </w:pPr>
-    </w:p>
-    <w:p>
-      <w:pPr>
-        <w:spacing w:before="80" w:after="40"/>
-        <w:rPr>
-          <w:rFonts w:hint="default"/>
-          <w:i w:val="0"/>
-          <w:iCs w:val="0"/>
-          <w:sz w:val="28"/>
-          <w:szCs w:val="28"/>
-          <w:lang w:val="en-US"/>
-        </w:rPr>
-      </w:pPr>
-      <w:bookmarkStart w:id="12" w:name="_Toc21424"/>
-      <w:bookmarkStart w:id="13" w:name="_Toc10475"/>
-      <w:r>
-        <w:rPr>
-          <w:rStyle w:val="21"/>
-        </w:rPr>
+        <w:bidi w:val="0"/>
+      </w:pPr>
+    </w:p>
+    <w:p>
+      <w:pPr>
+        <w:bidi w:val="0"/>
+      </w:pPr>
+    </w:p>
+    <w:p>
+      <w:pPr>
+        <w:bidi w:val="0"/>
+      </w:pPr>
+    </w:p>
+    <w:p>
+      <w:pPr>
+        <w:bidi w:val="0"/>
+      </w:pPr>
+    </w:p>
+    <w:p>
+      <w:pPr>
+        <w:bidi w:val="0"/>
+        <w:rPr>
+          <w:rFonts w:hint="default"/>
+          <w:lang w:val="en-US"/>
+        </w:rPr>
+      </w:pPr>
+      <w:bookmarkStart w:id="14" w:name="_Toc21424"/>
+      <w:bookmarkStart w:id="15" w:name="_Toc10475"/>
+      <w:r>
         <w:t xml:space="preserve">Fig 5: A new GitHub repository called BIT4138-cryptography was created under the account awale6732 to store and track all project </w:t>
       </w:r>
-      <w:bookmarkEnd w:id="12"/>
-      <w:bookmarkEnd w:id="13"/>
-      <w:r>
-        <w:rPr>
-          <w:i w:val="0"/>
-          <w:iCs w:val="0"/>
-          <w:color w:val="333333"/>
-          <w:sz w:val="28"/>
-          <w:szCs w:val="28"/>
-        </w:rPr>
+      <w:bookmarkEnd w:id="14"/>
+      <w:bookmarkEnd w:id="15"/>
+      <w:r>
         <w:t>files.</w:t>
       </w:r>
       <w:r>
         <w:rPr>
           <w:rFonts w:hint="default"/>
-          <w:i w:val="0"/>
-          <w:iCs w:val="0"/>
-          <w:sz w:val="28"/>
-          <w:szCs w:val="28"/>
           <w:lang w:val="en-US"/>
         </w:rPr>
         <w:drawing>
@@ -2055,26 +2230,14 @@
     </w:p>
     <w:p>
       <w:pPr>
-        <w:spacing w:before="200" w:after="60"/>
-        <w:rPr>
-          <w:i w:val="0"/>
-          <w:iCs w:val="0"/>
-          <w:sz w:val="28"/>
-          <w:szCs w:val="28"/>
-        </w:rPr>
-      </w:pPr>
-      <w:r>
-        <w:rPr>
-          <w:b/>
-          <w:bCs/>
-          <w:i w:val="0"/>
-          <w:iCs w:val="0"/>
-          <w:color w:val="000000"/>
-          <w:sz w:val="28"/>
-          <w:szCs w:val="28"/>
-        </w:rPr>
+        <w:pStyle w:val="3"/>
+        <w:bidi w:val="0"/>
+      </w:pPr>
+      <w:bookmarkStart w:id="16" w:name="_Toc24341"/>
+      <w:r>
         <w:t>Student Reflection:</w:t>
       </w:r>
+      <w:bookmarkEnd w:id="16"/>
     </w:p>
     <w:p>
       <w:pPr>
@@ -2147,114 +2310,102 @@
           <w:lang w:val="en-US"/>
         </w:rPr>
       </w:pPr>
-      <w:bookmarkStart w:id="14" w:name="_Toc5813"/>
-      <w:bookmarkStart w:id="15" w:name="_Toc32060"/>
+      <w:bookmarkStart w:id="17" w:name="_Toc5813"/>
+      <w:bookmarkStart w:id="18" w:name="_Toc32060"/>
+      <w:bookmarkStart w:id="19" w:name="_Toc17592"/>
       <w:r>
         <w:rPr>
           <w:rFonts w:hint="default"/>
           <w:lang w:val="en-US"/>
         </w:rPr>
         <w:t>Week2: stream ciphers and pseudo randomness</w:t>
-      </w:r>
-      <w:bookmarkEnd w:id="14"/>
-      <w:bookmarkEnd w:id="15"/>
-    </w:p>
-    <w:p>
-      <w:pPr>
-        <w:pStyle w:val="3"/>
-        <w:bidi w:val="0"/>
-      </w:pPr>
-      <w:bookmarkStart w:id="16" w:name="_Toc12715"/>
-      <w:r>
-        <w:t xml:space="preserve">Title: Implementation of Stream Cipher Systems and </w:t>
-      </w:r>
-      <w:r>
-        <w:rPr>
-          <w:lang w:val="en-US"/>
-        </w:rPr>
-        <w:t>Pseudo-random</w:t>
-      </w:r>
-      <w:r>
-        <w:t xml:space="preserve"> Generator</w:t>
-      </w:r>
-      <w:bookmarkEnd w:id="16"/>
-    </w:p>
-    <w:p>
-      <w:pPr>
-        <w:spacing w:before="80" w:after="40"/>
-        <w:rPr>
-          <w:b/>
-          <w:bCs/>
-          <w:i w:val="0"/>
-          <w:iCs w:val="0"/>
-          <w:color w:val="000000"/>
-          <w:sz w:val="28"/>
-          <w:szCs w:val="28"/>
-        </w:rPr>
-      </w:pPr>
-    </w:p>
-    <w:p>
-      <w:pPr>
-        <w:spacing w:before="80" w:after="40"/>
-        <w:rPr>
-          <w:b/>
-          <w:bCs/>
-          <w:i w:val="0"/>
-          <w:iCs w:val="0"/>
-          <w:color w:val="000000"/>
-          <w:sz w:val="28"/>
-          <w:szCs w:val="28"/>
-        </w:rPr>
-      </w:pPr>
-    </w:p>
-    <w:p>
-      <w:pPr>
-        <w:pStyle w:val="3"/>
-        <w:bidi w:val="0"/>
-      </w:pPr>
-      <w:bookmarkStart w:id="17" w:name="_Toc12969"/>
-      <w:bookmarkStart w:id="18" w:name="_Toc24869"/>
-      <w:r>
-        <w:t xml:space="preserve">Fig 1: The LCG generator code was written in VS Code and it produces a list of </w:t>
-      </w:r>
-      <w:r>
-        <w:rPr>
-          <w:lang w:val="en-US"/>
-        </w:rPr>
-        <w:t>pseudo random</w:t>
-      </w:r>
-      <w:r>
-        <w:t xml:space="preserve"> numbers starting from a seed value of 42.</w:t>
       </w:r>
       <w:bookmarkEnd w:id="17"/>
       <w:bookmarkEnd w:id="18"/>
-    </w:p>
-    <w:p>
-      <w:pPr>
-        <w:pBdr>
-          <w:top w:val="single" w:color="AAAAAA" w:sz="2" w:space="0"/>
-          <w:left w:val="single" w:color="AAAAAA" w:sz="2" w:space="0"/>
-          <w:bottom w:val="single" w:color="AAAAAA" w:sz="2" w:space="0"/>
-          <w:right w:val="single" w:color="AAAAAA" w:sz="2" w:space="0"/>
-        </w:pBdr>
-        <w:spacing w:before="40" w:after="120"/>
-        <w:jc w:val="center"/>
-        <w:rPr>
-          <w:rFonts w:hint="default"/>
-          <w:i w:val="0"/>
-          <w:iCs w:val="0"/>
-          <w:sz w:val="28"/>
-          <w:szCs w:val="28"/>
-          <w:lang w:val="en-US"/>
-        </w:rPr>
-      </w:pPr>
-      <w:r>
-        <w:rPr>
-          <w:rFonts w:hint="default"/>
-          <w:i w:val="0"/>
-          <w:iCs w:val="0"/>
-          <w:sz w:val="28"/>
-          <w:szCs w:val="28"/>
+      <w:bookmarkEnd w:id="19"/>
+    </w:p>
+    <w:p>
+      <w:pPr>
+        <w:pStyle w:val="3"/>
+        <w:bidi w:val="0"/>
+      </w:pPr>
+      <w:bookmarkStart w:id="20" w:name="_Toc12715"/>
+      <w:bookmarkStart w:id="21" w:name="_Toc26763"/>
+      <w:r>
+        <w:t xml:space="preserve">Title: Implementation of Stream Cipher Systems and </w:t>
+      </w:r>
+      <w:r>
+        <w:rPr>
+          <w:lang w:val="en-US"/>
+        </w:rPr>
+        <w:t>Pseudo-random</w:t>
+      </w:r>
+      <w:r>
+        <w:t xml:space="preserve"> Generator</w:t>
+      </w:r>
+      <w:bookmarkEnd w:id="20"/>
+      <w:bookmarkEnd w:id="21"/>
+    </w:p>
+    <w:p>
+      <w:pPr>
+        <w:spacing w:before="80" w:after="40"/>
+        <w:rPr>
+          <w:b/>
+          <w:bCs/>
+          <w:i w:val="0"/>
+          <w:iCs w:val="0"/>
+          <w:color w:val="000000"/>
+          <w:sz w:val="28"/>
+          <w:szCs w:val="28"/>
+        </w:rPr>
+      </w:pPr>
+    </w:p>
+    <w:p>
+      <w:pPr>
+        <w:spacing w:before="80" w:after="40"/>
+        <w:rPr>
+          <w:b/>
+          <w:bCs/>
+          <w:i w:val="0"/>
+          <w:iCs w:val="0"/>
+          <w:color w:val="000000"/>
+          <w:sz w:val="28"/>
+          <w:szCs w:val="28"/>
+        </w:rPr>
+      </w:pPr>
+    </w:p>
+    <w:p>
+      <w:pPr>
+        <w:bidi w:val="0"/>
+      </w:pPr>
+      <w:bookmarkStart w:id="22" w:name="_Toc24869"/>
+      <w:bookmarkStart w:id="23" w:name="_Toc12969"/>
+      <w:r>
+        <w:t xml:space="preserve">Fig 1: The LCG generator code was written in VS Code and it produces a list of </w:t>
+      </w:r>
+      <w:r>
+        <w:rPr>
+          <w:lang w:val="en-US"/>
+        </w:rPr>
+        <w:t>pseudo random</w:t>
+      </w:r>
+      <w:r>
+        <w:t xml:space="preserve"> numbers starting from a seed value of 42.</w:t>
+      </w:r>
+      <w:bookmarkEnd w:id="22"/>
+      <w:bookmarkEnd w:id="23"/>
+    </w:p>
+    <w:p>
+      <w:pPr>
+        <w:bidi w:val="0"/>
+        <w:rPr>
+          <w:rFonts w:hint="default"/>
+          <w:lang w:val="en-US"/>
+        </w:rPr>
+      </w:pPr>
+      <w:r>
+        <w:rPr>
+          <w:rFonts w:hint="default"/>
           <w:lang w:val="en-US"/>
         </w:rPr>
         <w:drawing>
@@ -2298,99 +2449,47 @@
     </w:p>
     <w:p>
       <w:pPr>
-        <w:spacing w:before="80" w:after="40"/>
-        <w:rPr>
-          <w:b/>
-          <w:bCs/>
-          <w:i w:val="0"/>
-          <w:iCs w:val="0"/>
-          <w:color w:val="000000"/>
-          <w:sz w:val="28"/>
-          <w:szCs w:val="28"/>
-        </w:rPr>
-      </w:pPr>
-    </w:p>
-    <w:p>
-      <w:pPr>
-        <w:spacing w:before="80" w:after="40"/>
-        <w:rPr>
-          <w:b/>
-          <w:bCs/>
-          <w:i w:val="0"/>
-          <w:iCs w:val="0"/>
-          <w:color w:val="000000"/>
-          <w:sz w:val="28"/>
-          <w:szCs w:val="28"/>
-        </w:rPr>
-      </w:pPr>
-    </w:p>
-    <w:p>
-      <w:pPr>
-        <w:spacing w:before="80" w:after="40"/>
-        <w:rPr>
-          <w:b/>
-          <w:bCs/>
-          <w:i w:val="0"/>
-          <w:iCs w:val="0"/>
-          <w:color w:val="000000"/>
-          <w:sz w:val="28"/>
-          <w:szCs w:val="28"/>
-        </w:rPr>
-      </w:pPr>
-    </w:p>
-    <w:p>
-      <w:pPr>
-        <w:spacing w:before="80" w:after="40"/>
-        <w:rPr>
-          <w:b/>
-          <w:bCs/>
-          <w:i w:val="0"/>
-          <w:iCs w:val="0"/>
-          <w:color w:val="000000"/>
-          <w:sz w:val="28"/>
-          <w:szCs w:val="28"/>
-        </w:rPr>
-      </w:pPr>
-    </w:p>
-    <w:p>
-      <w:pPr>
-        <w:pStyle w:val="3"/>
-        <w:bidi w:val="0"/>
-      </w:pPr>
-      <w:bookmarkStart w:id="19" w:name="_Toc9648"/>
-      <w:bookmarkStart w:id="20" w:name="_Toc2454"/>
+        <w:bidi w:val="0"/>
+      </w:pPr>
+    </w:p>
+    <w:p>
+      <w:pPr>
+        <w:bidi w:val="0"/>
+      </w:pPr>
+    </w:p>
+    <w:p>
+      <w:pPr>
+        <w:bidi w:val="0"/>
+      </w:pPr>
+    </w:p>
+    <w:p>
+      <w:pPr>
+        <w:bidi w:val="0"/>
+      </w:pPr>
+    </w:p>
+    <w:p>
+      <w:pPr>
+        <w:bidi w:val="0"/>
+      </w:pPr>
+      <w:bookmarkStart w:id="24" w:name="_Toc2454"/>
+      <w:bookmarkStart w:id="25" w:name="_Toc9648"/>
       <w:r>
         <w:t>Fig 2: The full stream cipher code is shown here including the XOR encryption function and the One-Time Pad section at the bottom.</w:t>
       </w:r>
-      <w:bookmarkEnd w:id="19"/>
-      <w:bookmarkEnd w:id="20"/>
-    </w:p>
-    <w:p>
-      <w:pPr>
-        <w:pBdr>
-          <w:top w:val="single" w:color="AAAAAA" w:sz="2" w:space="0"/>
-          <w:left w:val="single" w:color="AAAAAA" w:sz="2" w:space="0"/>
-          <w:bottom w:val="single" w:color="AAAAAA" w:sz="2" w:space="0"/>
-          <w:right w:val="single" w:color="AAAAAA" w:sz="2" w:space="0"/>
-        </w:pBdr>
-        <w:spacing w:before="40" w:after="120"/>
-        <w:jc w:val="center"/>
-        <w:rPr>
-          <w:rFonts w:hint="default"/>
-          <w:i w:val="0"/>
-          <w:iCs w:val="0"/>
-          <w:sz w:val="28"/>
-          <w:szCs w:val="28"/>
-          <w:lang w:val="en-US"/>
-        </w:rPr>
-      </w:pPr>
-      <w:r>
-        <w:rPr>
-          <w:rFonts w:hint="default"/>
-          <w:i w:val="0"/>
-          <w:iCs w:val="0"/>
-          <w:sz w:val="28"/>
-          <w:szCs w:val="28"/>
+      <w:bookmarkEnd w:id="24"/>
+      <w:bookmarkEnd w:id="25"/>
+    </w:p>
+    <w:p>
+      <w:pPr>
+        <w:bidi w:val="0"/>
+        <w:rPr>
+          <w:rFonts w:hint="default"/>
+          <w:lang w:val="en-US"/>
+        </w:rPr>
+      </w:pPr>
+      <w:r>
+        <w:rPr>
+          <w:rFonts w:hint="default"/>
           <w:lang w:val="en-US"/>
         </w:rPr>
         <w:drawing>
@@ -2434,137 +2533,55 @@
     </w:p>
     <w:p>
       <w:pPr>
-        <w:spacing w:before="80" w:after="40"/>
-        <w:rPr>
-          <w:b/>
-          <w:bCs/>
-          <w:i w:val="0"/>
-          <w:iCs w:val="0"/>
-          <w:color w:val="000000"/>
-          <w:sz w:val="28"/>
-          <w:szCs w:val="28"/>
-        </w:rPr>
-      </w:pPr>
-    </w:p>
-    <w:p>
-      <w:pPr>
-        <w:spacing w:before="80" w:after="40"/>
-        <w:rPr>
-          <w:b/>
-          <w:bCs/>
-          <w:i w:val="0"/>
-          <w:iCs w:val="0"/>
-          <w:color w:val="000000"/>
-          <w:sz w:val="28"/>
-          <w:szCs w:val="28"/>
-        </w:rPr>
-      </w:pPr>
-    </w:p>
-    <w:p>
-      <w:pPr>
-        <w:spacing w:before="80" w:after="40"/>
-        <w:rPr>
-          <w:b/>
-          <w:bCs/>
-          <w:i w:val="0"/>
-          <w:iCs w:val="0"/>
-          <w:color w:val="000000"/>
-          <w:sz w:val="28"/>
-          <w:szCs w:val="28"/>
-        </w:rPr>
-      </w:pPr>
-    </w:p>
-    <w:p>
-      <w:pPr>
-        <w:spacing w:before="80" w:after="40"/>
-        <w:rPr>
-          <w:b/>
-          <w:bCs/>
-          <w:i w:val="0"/>
-          <w:iCs w:val="0"/>
-          <w:color w:val="000000"/>
-          <w:sz w:val="28"/>
-          <w:szCs w:val="28"/>
-        </w:rPr>
-      </w:pPr>
-    </w:p>
-    <w:p>
-      <w:pPr>
-        <w:spacing w:before="80" w:after="40"/>
-        <w:rPr>
-          <w:b/>
-          <w:bCs/>
-          <w:i w:val="0"/>
-          <w:iCs w:val="0"/>
-          <w:color w:val="000000"/>
-          <w:sz w:val="28"/>
-          <w:szCs w:val="28"/>
-        </w:rPr>
-      </w:pPr>
-    </w:p>
-    <w:p>
-      <w:pPr>
-        <w:spacing w:before="80" w:after="40"/>
-        <w:rPr>
-          <w:b/>
-          <w:bCs/>
-          <w:i w:val="0"/>
-          <w:iCs w:val="0"/>
-          <w:color w:val="000000"/>
-          <w:sz w:val="28"/>
-          <w:szCs w:val="28"/>
-        </w:rPr>
-      </w:pPr>
-    </w:p>
-    <w:p>
-      <w:pPr>
-        <w:spacing w:before="80" w:after="40"/>
-        <w:rPr>
-          <w:b/>
-          <w:bCs/>
-          <w:i w:val="0"/>
-          <w:iCs w:val="0"/>
-          <w:color w:val="000000"/>
-          <w:sz w:val="28"/>
-          <w:szCs w:val="28"/>
-        </w:rPr>
-      </w:pPr>
-    </w:p>
-    <w:p>
-      <w:pPr>
-        <w:spacing w:before="80" w:after="40"/>
-        <w:rPr>
-          <w:b/>
-          <w:bCs/>
-          <w:i w:val="0"/>
-          <w:iCs w:val="0"/>
-          <w:color w:val="000000"/>
-          <w:sz w:val="28"/>
-          <w:szCs w:val="28"/>
-        </w:rPr>
-      </w:pPr>
-    </w:p>
-    <w:p>
-      <w:pPr>
-        <w:spacing w:before="80" w:after="40"/>
-        <w:rPr>
-          <w:b/>
-          <w:bCs/>
-          <w:i w:val="0"/>
-          <w:iCs w:val="0"/>
-          <w:color w:val="000000"/>
-          <w:sz w:val="28"/>
-          <w:szCs w:val="28"/>
-        </w:rPr>
-      </w:pPr>
-    </w:p>
-    <w:p>
-      <w:pPr>
-        <w:pStyle w:val="3"/>
-        <w:bidi w:val="0"/>
-      </w:pPr>
-      <w:bookmarkStart w:id="21" w:name="_Toc22055"/>
-      <w:bookmarkStart w:id="22" w:name="_Toc21525"/>
+        <w:bidi w:val="0"/>
+      </w:pPr>
+    </w:p>
+    <w:p>
+      <w:pPr>
+        <w:bidi w:val="0"/>
+      </w:pPr>
+    </w:p>
+    <w:p>
+      <w:pPr>
+        <w:bidi w:val="0"/>
+      </w:pPr>
+    </w:p>
+    <w:p>
+      <w:pPr>
+        <w:bidi w:val="0"/>
+      </w:pPr>
+    </w:p>
+    <w:p>
+      <w:pPr>
+        <w:bidi w:val="0"/>
+      </w:pPr>
+    </w:p>
+    <w:p>
+      <w:pPr>
+        <w:bidi w:val="0"/>
+      </w:pPr>
+    </w:p>
+    <w:p>
+      <w:pPr>
+        <w:bidi w:val="0"/>
+      </w:pPr>
+    </w:p>
+    <w:p>
+      <w:pPr>
+        <w:bidi w:val="0"/>
+      </w:pPr>
+    </w:p>
+    <w:p>
+      <w:pPr>
+        <w:bidi w:val="0"/>
+      </w:pPr>
+    </w:p>
+    <w:p>
+      <w:pPr>
+        <w:bidi w:val="0"/>
+      </w:pPr>
+      <w:bookmarkStart w:id="26" w:name="_Toc22055"/>
+      <w:bookmarkStart w:id="27" w:name="_Toc21525"/>
       <w:r>
         <w:t xml:space="preserve">Fig 3: Running the XOR cipher on the message HELLO CRYPTO using the key KEY gave an encrypted output that was later </w:t>
       </w:r>
@@ -2577,35 +2594,20 @@
       <w:r>
         <w:t xml:space="preserve"> back correctly.</w:t>
       </w:r>
-      <w:bookmarkEnd w:id="21"/>
-      <w:bookmarkEnd w:id="22"/>
-    </w:p>
-    <w:p>
-      <w:pPr>
-        <w:pBdr>
-          <w:top w:val="single" w:color="AAAAAA" w:sz="2" w:space="0"/>
-          <w:left w:val="single" w:color="AAAAAA" w:sz="2" w:space="0"/>
-          <w:bottom w:val="single" w:color="AAAAAA" w:sz="2" w:space="0"/>
-          <w:right w:val="single" w:color="AAAAAA" w:sz="2" w:space="0"/>
-        </w:pBdr>
-        <w:spacing w:before="40" w:after="120"/>
-        <w:jc w:val="center"/>
-        <w:rPr>
-          <w:rFonts w:hint="default"/>
-          <w:i w:val="0"/>
-          <w:iCs w:val="0"/>
-          <w:sz w:val="28"/>
-          <w:szCs w:val="28"/>
-          <w:lang w:val="en-US"/>
-        </w:rPr>
-      </w:pPr>
-      <w:r>
-        <w:rPr>
-          <w:rFonts w:hint="default"/>
-          <w:i w:val="0"/>
-          <w:iCs w:val="0"/>
-          <w:sz w:val="28"/>
-          <w:szCs w:val="28"/>
+      <w:bookmarkEnd w:id="26"/>
+      <w:bookmarkEnd w:id="27"/>
+    </w:p>
+    <w:p>
+      <w:pPr>
+        <w:bidi w:val="0"/>
+        <w:rPr>
+          <w:rFonts w:hint="default"/>
+          <w:lang w:val="en-US"/>
+        </w:rPr>
+      </w:pPr>
+      <w:r>
+        <w:rPr>
+          <w:rFonts w:hint="default"/>
           <w:lang w:val="en-US"/>
         </w:rPr>
         <w:drawing>
@@ -2649,43 +2651,27 @@
     </w:p>
     <w:p>
       <w:pPr>
-        <w:pStyle w:val="3"/>
-        <w:bidi w:val="0"/>
-      </w:pPr>
-      <w:bookmarkStart w:id="23" w:name="_Toc19856"/>
-      <w:bookmarkStart w:id="24" w:name="_Toc12243"/>
+        <w:bidi w:val="0"/>
+      </w:pPr>
+      <w:bookmarkStart w:id="28" w:name="_Toc19856"/>
+      <w:bookmarkStart w:id="29" w:name="_Toc12243"/>
       <w:r>
         <w:t>Fig 4: The OTP simulation ran successfully and produced a random key each time which was used to encrypt and decrypt the word SECURE.</w:t>
       </w:r>
-      <w:bookmarkEnd w:id="23"/>
-      <w:bookmarkEnd w:id="24"/>
-    </w:p>
-    <w:p>
-      <w:pPr>
-        <w:pBdr>
-          <w:top w:val="single" w:color="AAAAAA" w:sz="2" w:space="0"/>
-          <w:left w:val="single" w:color="AAAAAA" w:sz="2" w:space="0"/>
-          <w:bottom w:val="single" w:color="AAAAAA" w:sz="2" w:space="0"/>
-          <w:right w:val="single" w:color="AAAAAA" w:sz="2" w:space="0"/>
-        </w:pBdr>
-        <w:spacing w:before="40" w:after="120"/>
-        <w:jc w:val="center"/>
-        <w:rPr>
-          <w:rFonts w:hint="default"/>
-          <w:i w:val="0"/>
-          <w:iCs w:val="0"/>
-          <w:sz w:val="28"/>
-          <w:szCs w:val="28"/>
-          <w:lang w:val="en-US"/>
-        </w:rPr>
-      </w:pPr>
-      <w:r>
-        <w:rPr>
-          <w:rFonts w:hint="default"/>
-          <w:i w:val="0"/>
-          <w:iCs w:val="0"/>
-          <w:sz w:val="28"/>
-          <w:szCs w:val="28"/>
+      <w:bookmarkEnd w:id="28"/>
+      <w:bookmarkEnd w:id="29"/>
+    </w:p>
+    <w:p>
+      <w:pPr>
+        <w:bidi w:val="0"/>
+        <w:rPr>
+          <w:rFonts w:hint="default"/>
+          <w:lang w:val="en-US"/>
+        </w:rPr>
+      </w:pPr>
+      <w:r>
+        <w:rPr>
+          <w:rFonts w:hint="default"/>
           <w:lang w:val="en-US"/>
         </w:rPr>
         <w:drawing>
@@ -2729,71 +2715,37 @@
     </w:p>
     <w:p>
       <w:pPr>
-        <w:spacing w:before="80" w:after="40"/>
-        <w:rPr>
-          <w:b/>
-          <w:bCs/>
-          <w:i w:val="0"/>
-          <w:iCs w:val="0"/>
-          <w:color w:val="000000"/>
-          <w:sz w:val="28"/>
-          <w:szCs w:val="28"/>
-        </w:rPr>
-      </w:pPr>
-    </w:p>
-    <w:p>
-      <w:pPr>
-        <w:spacing w:before="80" w:after="40"/>
-        <w:rPr>
-          <w:b/>
-          <w:bCs/>
-          <w:i w:val="0"/>
-          <w:iCs w:val="0"/>
-          <w:color w:val="000000"/>
-          <w:sz w:val="28"/>
-          <w:szCs w:val="28"/>
-        </w:rPr>
-      </w:pPr>
-    </w:p>
-    <w:p>
-      <w:pPr>
-        <w:pStyle w:val="3"/>
-        <w:bidi w:val="0"/>
-      </w:pPr>
-      <w:bookmarkStart w:id="25" w:name="_Toc7317"/>
-      <w:bookmarkStart w:id="26" w:name="_Toc5850"/>
+        <w:bidi w:val="0"/>
+      </w:pPr>
+    </w:p>
+    <w:p>
+      <w:pPr>
+        <w:bidi w:val="0"/>
+      </w:pPr>
+    </w:p>
+    <w:p>
+      <w:pPr>
+        <w:bidi w:val="0"/>
+      </w:pPr>
+      <w:bookmarkStart w:id="30" w:name="_Toc7317"/>
+      <w:bookmarkStart w:id="31" w:name="_Toc5850"/>
       <w:r>
         <w:t>Fig 5: The terminal shows all the results together from the LCG numbers to the XOR output and the OTP decryption all working correctly.</w:t>
       </w:r>
-      <w:bookmarkEnd w:id="25"/>
-      <w:bookmarkEnd w:id="26"/>
-    </w:p>
-    <w:p>
-      <w:pPr>
-        <w:pBdr>
-          <w:top w:val="single" w:color="AAAAAA" w:sz="2" w:space="0"/>
-          <w:left w:val="single" w:color="AAAAAA" w:sz="2" w:space="0"/>
-          <w:bottom w:val="single" w:color="AAAAAA" w:sz="2" w:space="0"/>
-          <w:right w:val="single" w:color="AAAAAA" w:sz="2" w:space="0"/>
-        </w:pBdr>
-        <w:spacing w:before="40" w:after="120"/>
-        <w:jc w:val="center"/>
-        <w:rPr>
-          <w:rFonts w:hint="default"/>
-          <w:i w:val="0"/>
-          <w:iCs w:val="0"/>
-          <w:sz w:val="28"/>
-          <w:szCs w:val="28"/>
-          <w:lang w:val="en-US"/>
-        </w:rPr>
-      </w:pPr>
-      <w:r>
-        <w:rPr>
-          <w:rFonts w:hint="default"/>
-          <w:i w:val="0"/>
-          <w:iCs w:val="0"/>
-          <w:sz w:val="28"/>
-          <w:szCs w:val="28"/>
+      <w:bookmarkEnd w:id="30"/>
+      <w:bookmarkEnd w:id="31"/>
+    </w:p>
+    <w:p>
+      <w:pPr>
+        <w:bidi w:val="0"/>
+        <w:rPr>
+          <w:rFonts w:hint="default"/>
+          <w:lang w:val="en-US"/>
+        </w:rPr>
+      </w:pPr>
+      <w:r>
+        <w:rPr>
+          <w:rFonts w:hint="default"/>
           <w:lang w:val="en-US"/>
         </w:rPr>
         <w:drawing>
@@ -2837,26 +2789,14 @@
     </w:p>
     <w:p>
       <w:pPr>
-        <w:spacing w:before="200" w:after="60"/>
-        <w:rPr>
-          <w:i w:val="0"/>
-          <w:iCs w:val="0"/>
-          <w:sz w:val="28"/>
-          <w:szCs w:val="28"/>
-        </w:rPr>
-      </w:pPr>
-      <w:r>
-        <w:rPr>
-          <w:b/>
-          <w:bCs/>
-          <w:i w:val="0"/>
-          <w:iCs w:val="0"/>
-          <w:color w:val="000000"/>
-          <w:sz w:val="28"/>
-          <w:szCs w:val="28"/>
-        </w:rPr>
+        <w:pStyle w:val="3"/>
+        <w:bidi w:val="0"/>
+      </w:pPr>
+      <w:bookmarkStart w:id="32" w:name="_Toc13006"/>
+      <w:r>
         <w:t>Student Reflection:</w:t>
       </w:r>
+      <w:bookmarkEnd w:id="32"/>
     </w:p>
     <w:p>
       <w:pPr>
@@ -2908,8 +2848,9 @@
           <w:lang w:val="en-US"/>
         </w:rPr>
       </w:pPr>
-      <w:bookmarkStart w:id="27" w:name="_Toc24760"/>
-      <w:bookmarkStart w:id="28" w:name="_Toc12081"/>
+      <w:bookmarkStart w:id="33" w:name="_Toc24760"/>
+      <w:bookmarkStart w:id="34" w:name="_Toc12081"/>
+      <w:bookmarkStart w:id="35" w:name="_Toc22275"/>
       <w:r>
         <w:rPr>
           <w:rFonts w:hint="default"/>
@@ -2917,59 +2858,46 @@
         </w:rPr>
         <w:t>Week3: period linear Complexity and Randomness Testing</w:t>
       </w:r>
-      <w:bookmarkEnd w:id="27"/>
-      <w:bookmarkEnd w:id="28"/>
+      <w:bookmarkEnd w:id="33"/>
+      <w:bookmarkEnd w:id="34"/>
+      <w:bookmarkEnd w:id="35"/>
     </w:p>
     <w:p>
       <w:pPr>
         <w:pStyle w:val="3"/>
         <w:bidi w:val="0"/>
       </w:pPr>
-      <w:bookmarkStart w:id="29" w:name="_Toc2390"/>
+      <w:bookmarkStart w:id="36" w:name="_Toc2390"/>
+      <w:bookmarkStart w:id="37" w:name="_Toc13530"/>
       <w:r>
         <w:t>Title: Statistical Randomness Testing on Generated Sequences</w:t>
       </w:r>
-      <w:bookmarkEnd w:id="29"/>
-    </w:p>
-    <w:p>
-      <w:pPr>
-        <w:pStyle w:val="3"/>
-        <w:bidi w:val="0"/>
-      </w:pPr>
-      <w:bookmarkStart w:id="30" w:name="_Toc19945"/>
-      <w:bookmarkStart w:id="31" w:name="_Toc12053"/>
+      <w:bookmarkEnd w:id="36"/>
+      <w:bookmarkEnd w:id="37"/>
+    </w:p>
+    <w:p>
+      <w:pPr>
+        <w:bidi w:val="0"/>
+      </w:pPr>
+      <w:bookmarkStart w:id="38" w:name="_Toc19945"/>
+      <w:bookmarkStart w:id="39" w:name="_Toc12053"/>
       <w:r>
         <w:t>Fig 1: The randomness testing code is open in VS Code showing the LCG function at the top which generates 100 binary values for testing.</w:t>
       </w:r>
-      <w:bookmarkEnd w:id="30"/>
-      <w:bookmarkEnd w:id="31"/>
-    </w:p>
-    <w:p>
-      <w:pPr>
-        <w:pBdr>
-          <w:top w:val="single" w:color="AAAAAA" w:sz="2" w:space="0"/>
-          <w:left w:val="single" w:color="AAAAAA" w:sz="2" w:space="0"/>
-          <w:bottom w:val="single" w:color="AAAAAA" w:sz="2" w:space="0"/>
-          <w:right w:val="single" w:color="AAAAAA" w:sz="2" w:space="0"/>
-        </w:pBdr>
-        <w:spacing w:before="40" w:after="120"/>
-        <w:jc w:val="center"/>
-        <w:rPr>
-          <w:rFonts w:hint="default"/>
-          <w:i w:val="0"/>
-          <w:iCs w:val="0"/>
-          <w:sz w:val="28"/>
-          <w:szCs w:val="28"/>
-          <w:lang w:val="en-US"/>
-        </w:rPr>
-      </w:pPr>
-      <w:r>
-        <w:rPr>
-          <w:rFonts w:hint="default"/>
-          <w:i w:val="0"/>
-          <w:iCs w:val="0"/>
-          <w:sz w:val="28"/>
-          <w:szCs w:val="28"/>
+      <w:bookmarkEnd w:id="38"/>
+      <w:bookmarkEnd w:id="39"/>
+    </w:p>
+    <w:p>
+      <w:pPr>
+        <w:bidi w:val="0"/>
+        <w:rPr>
+          <w:rFonts w:hint="default"/>
+          <w:lang w:val="en-US"/>
+        </w:rPr>
+      </w:pPr>
+      <w:r>
+        <w:rPr>
+          <w:rFonts w:hint="default"/>
           <w:lang w:val="en-US"/>
         </w:rPr>
         <w:drawing>
@@ -3013,113 +2941,52 @@
     </w:p>
     <w:p>
       <w:pPr>
-        <w:spacing w:before="80" w:after="40"/>
-        <w:rPr>
-          <w:b/>
-          <w:bCs/>
-          <w:i w:val="0"/>
-          <w:iCs w:val="0"/>
-          <w:color w:val="000000"/>
-          <w:sz w:val="28"/>
-          <w:szCs w:val="28"/>
-        </w:rPr>
-      </w:pPr>
-    </w:p>
-    <w:p>
-      <w:pPr>
-        <w:spacing w:before="80" w:after="40"/>
-        <w:rPr>
-          <w:b/>
-          <w:bCs/>
-          <w:i w:val="0"/>
-          <w:iCs w:val="0"/>
-          <w:color w:val="000000"/>
-          <w:sz w:val="28"/>
-          <w:szCs w:val="28"/>
-        </w:rPr>
-      </w:pPr>
-    </w:p>
-    <w:p>
-      <w:pPr>
-        <w:spacing w:before="80" w:after="40"/>
-        <w:rPr>
-          <w:b/>
-          <w:bCs/>
-          <w:i w:val="0"/>
-          <w:iCs w:val="0"/>
-          <w:color w:val="000000"/>
-          <w:sz w:val="28"/>
-          <w:szCs w:val="28"/>
-        </w:rPr>
-      </w:pPr>
-    </w:p>
-    <w:p>
-      <w:pPr>
-        <w:spacing w:before="80" w:after="40"/>
-        <w:rPr>
-          <w:b/>
-          <w:bCs/>
-          <w:i w:val="0"/>
-          <w:iCs w:val="0"/>
-          <w:color w:val="000000"/>
-          <w:sz w:val="28"/>
-          <w:szCs w:val="28"/>
-        </w:rPr>
-      </w:pPr>
-    </w:p>
-    <w:p>
-      <w:pPr>
-        <w:spacing w:before="80" w:after="40"/>
-        <w:rPr>
-          <w:b/>
-          <w:bCs/>
-          <w:i w:val="0"/>
-          <w:iCs w:val="0"/>
-          <w:color w:val="000000"/>
-          <w:sz w:val="28"/>
-          <w:szCs w:val="28"/>
-        </w:rPr>
-      </w:pPr>
-    </w:p>
-    <w:p>
-      <w:pPr>
-        <w:pStyle w:val="3"/>
-        <w:bidi w:val="0"/>
-      </w:pPr>
-      <w:bookmarkStart w:id="32" w:name="_Toc12789"/>
-      <w:bookmarkStart w:id="33" w:name="_Toc2114"/>
+        <w:bidi w:val="0"/>
+      </w:pPr>
+    </w:p>
+    <w:p>
+      <w:pPr>
+        <w:bidi w:val="0"/>
+      </w:pPr>
+    </w:p>
+    <w:p>
+      <w:pPr>
+        <w:bidi w:val="0"/>
+      </w:pPr>
+    </w:p>
+    <w:p>
+      <w:pPr>
+        <w:bidi w:val="0"/>
+      </w:pPr>
+    </w:p>
+    <w:p>
+      <w:pPr>
+        <w:bidi w:val="0"/>
+      </w:pPr>
+    </w:p>
+    <w:p>
+      <w:pPr>
+        <w:bidi w:val="0"/>
+      </w:pPr>
+      <w:bookmarkStart w:id="40" w:name="_Toc12789"/>
+      <w:bookmarkStart w:id="41" w:name="_Toc2114"/>
       <w:r>
         <w:t>Fig 2: The frequency test and runs test functions are visible here showing how ones and zeros are counted to check if the sequence is balanced.</w:t>
       </w:r>
-      <w:bookmarkEnd w:id="32"/>
-      <w:bookmarkEnd w:id="33"/>
-    </w:p>
-    <w:p>
-      <w:pPr>
-        <w:pBdr>
-          <w:top w:val="single" w:color="AAAAAA" w:sz="2" w:space="0"/>
-          <w:left w:val="single" w:color="AAAAAA" w:sz="2" w:space="0"/>
-          <w:bottom w:val="single" w:color="AAAAAA" w:sz="2" w:space="0"/>
-          <w:right w:val="single" w:color="AAAAAA" w:sz="2" w:space="0"/>
-        </w:pBdr>
-        <w:spacing w:before="40" w:after="120"/>
-        <w:jc w:val="center"/>
-        <w:rPr>
-          <w:rFonts w:hint="default"/>
-          <w:i w:val="0"/>
-          <w:iCs w:val="0"/>
-          <w:sz w:val="28"/>
-          <w:szCs w:val="28"/>
-          <w:lang w:val="en-US"/>
-        </w:rPr>
-      </w:pPr>
-      <w:r>
-        <w:rPr>
-          <w:rFonts w:hint="default"/>
-          <w:i w:val="0"/>
-          <w:iCs w:val="0"/>
-          <w:sz w:val="28"/>
-          <w:szCs w:val="28"/>
+      <w:bookmarkEnd w:id="40"/>
+      <w:bookmarkEnd w:id="41"/>
+    </w:p>
+    <w:p>
+      <w:pPr>
+        <w:bidi w:val="0"/>
+        <w:rPr>
+          <w:rFonts w:hint="default"/>
+          <w:lang w:val="en-US"/>
+        </w:rPr>
+      </w:pPr>
+      <w:r>
+        <w:rPr>
+          <w:rFonts w:hint="default"/>
           <w:lang w:val="en-US"/>
         </w:rPr>
         <w:drawing>
@@ -3163,71 +3030,37 @@
     </w:p>
     <w:p>
       <w:pPr>
-        <w:spacing w:before="80" w:after="40"/>
-        <w:rPr>
-          <w:b/>
-          <w:bCs/>
-          <w:i w:val="0"/>
-          <w:iCs w:val="0"/>
-          <w:color w:val="000000"/>
-          <w:sz w:val="28"/>
-          <w:szCs w:val="28"/>
-        </w:rPr>
-      </w:pPr>
-    </w:p>
-    <w:p>
-      <w:pPr>
-        <w:spacing w:before="80" w:after="40"/>
-        <w:rPr>
-          <w:b/>
-          <w:bCs/>
-          <w:i w:val="0"/>
-          <w:iCs w:val="0"/>
-          <w:color w:val="000000"/>
-          <w:sz w:val="28"/>
-          <w:szCs w:val="28"/>
-        </w:rPr>
-      </w:pPr>
-    </w:p>
-    <w:p>
-      <w:pPr>
-        <w:pStyle w:val="3"/>
-        <w:bidi w:val="0"/>
-      </w:pPr>
-      <w:bookmarkStart w:id="34" w:name="_Toc14759"/>
-      <w:bookmarkStart w:id="35" w:name="_Toc10415"/>
+        <w:bidi w:val="0"/>
+      </w:pPr>
+    </w:p>
+    <w:p>
+      <w:pPr>
+        <w:bidi w:val="0"/>
+      </w:pPr>
+    </w:p>
+    <w:p>
+      <w:pPr>
+        <w:bidi w:val="0"/>
+      </w:pPr>
+      <w:bookmarkStart w:id="42" w:name="_Toc14759"/>
+      <w:bookmarkStart w:id="43" w:name="_Toc10415"/>
       <w:r>
         <w:t>Fig 3: Terminal output showing the period analysis where the sequence repeated after period 2 and Python random module comparison results below it.</w:t>
       </w:r>
-      <w:bookmarkEnd w:id="34"/>
-      <w:bookmarkEnd w:id="35"/>
-    </w:p>
-    <w:p>
-      <w:pPr>
-        <w:pBdr>
-          <w:top w:val="single" w:color="AAAAAA" w:sz="2" w:space="0"/>
-          <w:left w:val="single" w:color="AAAAAA" w:sz="2" w:space="0"/>
-          <w:bottom w:val="single" w:color="AAAAAA" w:sz="2" w:space="0"/>
-          <w:right w:val="single" w:color="AAAAAA" w:sz="2" w:space="0"/>
-        </w:pBdr>
-        <w:spacing w:before="40" w:after="120"/>
-        <w:jc w:val="center"/>
-        <w:rPr>
-          <w:rFonts w:hint="default"/>
-          <w:i w:val="0"/>
-          <w:iCs w:val="0"/>
-          <w:sz w:val="28"/>
-          <w:szCs w:val="28"/>
-          <w:lang w:val="en-US"/>
-        </w:rPr>
-      </w:pPr>
-      <w:r>
-        <w:rPr>
-          <w:rFonts w:hint="default"/>
-          <w:i w:val="0"/>
-          <w:iCs w:val="0"/>
-          <w:sz w:val="28"/>
-          <w:szCs w:val="28"/>
+      <w:bookmarkEnd w:id="42"/>
+      <w:bookmarkEnd w:id="43"/>
+    </w:p>
+    <w:p>
+      <w:pPr>
+        <w:bidi w:val="0"/>
+        <w:rPr>
+          <w:rFonts w:hint="default"/>
+          <w:lang w:val="en-US"/>
+        </w:rPr>
+      </w:pPr>
+      <w:r>
+        <w:rPr>
+          <w:rFonts w:hint="default"/>
           <w:lang w:val="en-US"/>
         </w:rPr>
         <w:drawing>
@@ -3271,71 +3104,37 @@
     </w:p>
     <w:p>
       <w:pPr>
-        <w:spacing w:before="80" w:after="40"/>
-        <w:rPr>
-          <w:b/>
-          <w:bCs/>
-          <w:i w:val="0"/>
-          <w:iCs w:val="0"/>
-          <w:color w:val="000000"/>
-          <w:sz w:val="28"/>
-          <w:szCs w:val="28"/>
-        </w:rPr>
-      </w:pPr>
-    </w:p>
-    <w:p>
-      <w:pPr>
-        <w:spacing w:before="80" w:after="40"/>
-        <w:rPr>
-          <w:b/>
-          <w:bCs/>
-          <w:i w:val="0"/>
-          <w:iCs w:val="0"/>
-          <w:color w:val="000000"/>
-          <w:sz w:val="28"/>
-          <w:szCs w:val="28"/>
-        </w:rPr>
-      </w:pPr>
-    </w:p>
-    <w:p>
-      <w:pPr>
-        <w:pStyle w:val="3"/>
-        <w:bidi w:val="0"/>
-      </w:pPr>
-      <w:bookmarkStart w:id="36" w:name="_Toc8959"/>
-      <w:bookmarkStart w:id="37" w:name="_Toc25082"/>
+        <w:bidi w:val="0"/>
+      </w:pPr>
+    </w:p>
+    <w:p>
+      <w:pPr>
+        <w:bidi w:val="0"/>
+      </w:pPr>
+    </w:p>
+    <w:p>
+      <w:pPr>
+        <w:bidi w:val="0"/>
+      </w:pPr>
+      <w:bookmarkStart w:id="44" w:name="_Toc8959"/>
+      <w:bookmarkStart w:id="45" w:name="_Toc25082"/>
       <w:r>
         <w:t>Fig 4: The full test results are shown including the frequency test which passed because the number of ones and zeros were close to equal.</w:t>
       </w:r>
-      <w:bookmarkEnd w:id="36"/>
-      <w:bookmarkEnd w:id="37"/>
-    </w:p>
-    <w:p>
-      <w:pPr>
-        <w:pBdr>
-          <w:top w:val="single" w:color="AAAAAA" w:sz="2" w:space="0"/>
-          <w:left w:val="single" w:color="AAAAAA" w:sz="2" w:space="0"/>
-          <w:bottom w:val="single" w:color="AAAAAA" w:sz="2" w:space="0"/>
-          <w:right w:val="single" w:color="AAAAAA" w:sz="2" w:space="0"/>
-        </w:pBdr>
-        <w:spacing w:before="40" w:after="120"/>
-        <w:jc w:val="center"/>
-        <w:rPr>
-          <w:rFonts w:hint="default"/>
-          <w:i w:val="0"/>
-          <w:iCs w:val="0"/>
-          <w:sz w:val="28"/>
-          <w:szCs w:val="28"/>
-          <w:lang w:val="en-US"/>
-        </w:rPr>
-      </w:pPr>
-      <w:r>
-        <w:rPr>
-          <w:rFonts w:hint="default"/>
-          <w:i w:val="0"/>
-          <w:iCs w:val="0"/>
-          <w:sz w:val="28"/>
-          <w:szCs w:val="28"/>
+      <w:bookmarkEnd w:id="44"/>
+      <w:bookmarkEnd w:id="45"/>
+    </w:p>
+    <w:p>
+      <w:pPr>
+        <w:bidi w:val="0"/>
+        <w:rPr>
+          <w:rFonts w:hint="default"/>
+          <w:lang w:val="en-US"/>
+        </w:rPr>
+      </w:pPr>
+      <w:r>
+        <w:rPr>
+          <w:rFonts w:hint="default"/>
           <w:lang w:val="en-US"/>
         </w:rPr>
         <w:drawing>
@@ -3379,43 +3178,30 @@
     </w:p>
     <w:p>
       <w:pPr>
-        <w:pStyle w:val="3"/>
-        <w:bidi w:val="0"/>
-      </w:pPr>
-      <w:bookmarkStart w:id="38" w:name="_Toc20959"/>
-      <w:bookmarkStart w:id="39" w:name="_Toc19220"/>
+        <w:bidi w:val="0"/>
+      </w:pPr>
+      <w:bookmarkStart w:id="46" w:name="_Toc20959"/>
+      <w:bookmarkStart w:id="47" w:name="_Toc19220"/>
       <w:r>
         <w:t>Fig 5: Final output of the complete randomness testing program showing all three tests passing which means the LCG sequence is random enough.</w:t>
       </w:r>
-      <w:bookmarkEnd w:id="38"/>
-      <w:bookmarkEnd w:id="39"/>
-    </w:p>
-    <w:p>
-      <w:pPr>
-        <w:pBdr>
-          <w:top w:val="single" w:color="AAAAAA" w:sz="2" w:space="0"/>
-          <w:left w:val="single" w:color="AAAAAA" w:sz="2" w:space="0"/>
-          <w:bottom w:val="single" w:color="AAAAAA" w:sz="2" w:space="0"/>
-          <w:right w:val="single" w:color="AAAAAA" w:sz="2" w:space="0"/>
-        </w:pBdr>
-        <w:spacing w:before="40" w:after="120"/>
-        <w:jc w:val="center"/>
-        <w:rPr>
-          <w:rFonts w:hint="default"/>
-          <w:i w:val="0"/>
-          <w:iCs w:val="0"/>
-          <w:sz w:val="28"/>
-          <w:szCs w:val="28"/>
-          <w:lang w:val="en-US"/>
-        </w:rPr>
-      </w:pPr>
-      <w:r>
-        <w:rPr>
-          <w:rFonts w:hint="default"/>
-          <w:i w:val="0"/>
-          <w:iCs w:val="0"/>
-          <w:sz w:val="28"/>
-          <w:szCs w:val="28"/>
+      <w:bookmarkEnd w:id="46"/>
+      <w:bookmarkEnd w:id="47"/>
+    </w:p>
+    <w:p>
+      <w:pPr>
+        <w:bidi w:val="0"/>
+        <w:rPr>
+          <w:rFonts w:hint="default"/>
+          <w:i w:val="0"/>
+          <w:iCs w:val="0"/>
+          <w:szCs w:val="28"/>
+          <w:lang w:val="en-US"/>
+        </w:rPr>
+      </w:pPr>
+      <w:r>
+        <w:rPr>
+          <w:rFonts w:hint="default"/>
           <w:lang w:val="en-US"/>
         </w:rPr>
         <w:drawing>
@@ -3459,26 +3245,14 @@
     </w:p>
     <w:p>
       <w:pPr>
-        <w:spacing w:before="200" w:after="60"/>
-        <w:rPr>
-          <w:i w:val="0"/>
-          <w:iCs w:val="0"/>
-          <w:sz w:val="28"/>
-          <w:szCs w:val="28"/>
-        </w:rPr>
-      </w:pPr>
-      <w:r>
-        <w:rPr>
-          <w:b/>
-          <w:bCs/>
-          <w:i w:val="0"/>
-          <w:iCs w:val="0"/>
-          <w:color w:val="000000"/>
-          <w:sz w:val="28"/>
-          <w:szCs w:val="28"/>
-        </w:rPr>
+        <w:pStyle w:val="3"/>
+        <w:bidi w:val="0"/>
+      </w:pPr>
+      <w:bookmarkStart w:id="48" w:name="_Toc420"/>
+      <w:r>
         <w:t>Student Reflection:</w:t>
       </w:r>
+      <w:bookmarkEnd w:id="48"/>
     </w:p>
     <w:p>
       <w:pPr>
@@ -3551,8 +3325,9 @@
           <w:lang w:val="en-US"/>
         </w:rPr>
       </w:pPr>
-      <w:bookmarkStart w:id="40" w:name="_Toc32758"/>
-      <w:bookmarkStart w:id="41" w:name="_Toc25283"/>
+      <w:bookmarkStart w:id="49" w:name="_Toc32758"/>
+      <w:bookmarkStart w:id="50" w:name="_Toc25283"/>
+      <w:bookmarkStart w:id="51" w:name="_Toc22344"/>
       <w:r>
         <w:rPr>
           <w:rFonts w:hint="default"/>
@@ -3560,15 +3335,17 @@
         </w:rPr>
         <w:t>Week4: Stream cipher Cryptanalysis</w:t>
       </w:r>
-      <w:bookmarkEnd w:id="40"/>
-      <w:bookmarkEnd w:id="41"/>
+      <w:bookmarkEnd w:id="49"/>
+      <w:bookmarkEnd w:id="50"/>
+      <w:bookmarkEnd w:id="51"/>
     </w:p>
     <w:p>
       <w:pPr>
         <w:pStyle w:val="3"/>
         <w:bidi w:val="0"/>
       </w:pPr>
-      <w:bookmarkStart w:id="42" w:name="_Toc11505"/>
+      <w:bookmarkStart w:id="52" w:name="_Toc11505"/>
+      <w:bookmarkStart w:id="53" w:name="_Toc5506"/>
       <w:r>
         <w:t xml:space="preserve">Title: LFSR Generator and Known </w:t>
       </w:r>
@@ -3581,47 +3358,32 @@
       <w:r>
         <w:t xml:space="preserve"> Attack Simulation</w:t>
       </w:r>
-      <w:bookmarkEnd w:id="42"/>
-    </w:p>
-    <w:p>
-      <w:pPr>
-        <w:pStyle w:val="3"/>
-        <w:bidi w:val="0"/>
-      </w:pPr>
-      <w:bookmarkStart w:id="43" w:name="_Toc4921"/>
-      <w:bookmarkStart w:id="44" w:name="_Toc15401"/>
+      <w:bookmarkEnd w:id="52"/>
+      <w:bookmarkEnd w:id="53"/>
+    </w:p>
+    <w:p>
+      <w:pPr>
+        <w:bidi w:val="0"/>
+      </w:pPr>
+      <w:bookmarkStart w:id="54" w:name="_Toc15401"/>
+      <w:bookmarkStart w:id="55" w:name="_Toc4921"/>
       <w:r>
         <w:t>Fig 1: The LFSR code is shown in VS Code with the seed set to 1011 and taps at positions 0 and 3 which controls how the sequence is generated.</w:t>
       </w:r>
-      <w:bookmarkEnd w:id="43"/>
-      <w:bookmarkEnd w:id="44"/>
-    </w:p>
-    <w:p>
-      <w:pPr>
-        <w:pBdr>
-          <w:top w:val="single" w:color="AAAAAA" w:sz="2" w:space="0"/>
-          <w:left w:val="single" w:color="AAAAAA" w:sz="2" w:space="0"/>
-          <w:bottom w:val="single" w:color="AAAAAA" w:sz="2" w:space="0"/>
-          <w:right w:val="single" w:color="AAAAAA" w:sz="2" w:space="0"/>
-        </w:pBdr>
-        <w:spacing w:before="40" w:after="120"/>
-        <w:jc w:val="center"/>
-        <w:rPr>
-          <w:rFonts w:hint="default"/>
-          <w:i w:val="0"/>
-          <w:iCs w:val="0"/>
-          <w:sz w:val="28"/>
-          <w:szCs w:val="28"/>
-          <w:lang w:val="en-US"/>
-        </w:rPr>
-      </w:pPr>
-      <w:r>
-        <w:rPr>
-          <w:rFonts w:hint="default"/>
-          <w:i w:val="0"/>
-          <w:iCs w:val="0"/>
-          <w:sz w:val="28"/>
-          <w:szCs w:val="28"/>
+      <w:bookmarkEnd w:id="54"/>
+      <w:bookmarkEnd w:id="55"/>
+    </w:p>
+    <w:p>
+      <w:pPr>
+        <w:bidi w:val="0"/>
+        <w:rPr>
+          <w:rFonts w:hint="default"/>
+          <w:lang w:val="en-US"/>
+        </w:rPr>
+      </w:pPr>
+      <w:r>
+        <w:rPr>
+          <w:rFonts w:hint="default"/>
           <w:lang w:val="en-US"/>
         </w:rPr>
         <w:drawing>
@@ -3665,43 +3427,27 @@
     </w:p>
     <w:p>
       <w:pPr>
-        <w:pStyle w:val="3"/>
-        <w:bidi w:val="0"/>
-      </w:pPr>
-      <w:bookmarkStart w:id="45" w:name="_Toc22470"/>
-      <w:bookmarkStart w:id="46" w:name="_Toc8423"/>
+        <w:bidi w:val="0"/>
+      </w:pPr>
+      <w:bookmarkStart w:id="56" w:name="_Toc22470"/>
+      <w:bookmarkStart w:id="57" w:name="_Toc8423"/>
       <w:r>
         <w:t>Fig 2: The generated 30-bit LFSR sequence is printed in the terminal and you can see the pattern of ones and zeros produced from the given seed.</w:t>
       </w:r>
-      <w:bookmarkEnd w:id="45"/>
-      <w:bookmarkEnd w:id="46"/>
-    </w:p>
-    <w:p>
-      <w:pPr>
-        <w:pBdr>
-          <w:top w:val="single" w:color="AAAAAA" w:sz="2" w:space="0"/>
-          <w:left w:val="single" w:color="AAAAAA" w:sz="2" w:space="0"/>
-          <w:bottom w:val="single" w:color="AAAAAA" w:sz="2" w:space="0"/>
-          <w:right w:val="single" w:color="AAAAAA" w:sz="2" w:space="0"/>
-        </w:pBdr>
-        <w:spacing w:before="40" w:after="120"/>
-        <w:jc w:val="center"/>
-        <w:rPr>
-          <w:rFonts w:hint="default"/>
-          <w:i w:val="0"/>
-          <w:iCs w:val="0"/>
-          <w:sz w:val="28"/>
-          <w:szCs w:val="28"/>
-          <w:lang w:val="en-US"/>
-        </w:rPr>
-      </w:pPr>
-      <w:r>
-        <w:rPr>
-          <w:rFonts w:hint="default"/>
-          <w:i w:val="0"/>
-          <w:iCs w:val="0"/>
-          <w:sz w:val="28"/>
-          <w:szCs w:val="28"/>
+      <w:bookmarkEnd w:id="56"/>
+      <w:bookmarkEnd w:id="57"/>
+    </w:p>
+    <w:p>
+      <w:pPr>
+        <w:bidi w:val="0"/>
+        <w:rPr>
+          <w:rFonts w:hint="default"/>
+          <w:lang w:val="en-US"/>
+        </w:rPr>
+      </w:pPr>
+      <w:r>
+        <w:rPr>
+          <w:rFonts w:hint="default"/>
           <w:lang w:val="en-US"/>
         </w:rPr>
         <w:drawing>
@@ -3745,28 +3491,26 @@
     </w:p>
     <w:p>
       <w:pPr>
-        <w:pStyle w:val="3"/>
-        <w:bidi w:val="0"/>
-      </w:pPr>
-      <w:bookmarkStart w:id="47" w:name="_Toc19023"/>
-      <w:bookmarkStart w:id="48" w:name="_Toc26729"/>
+        <w:bidi w:val="0"/>
+      </w:pPr>
+      <w:bookmarkStart w:id="58" w:name="_Toc19023"/>
+      <w:bookmarkStart w:id="59" w:name="_Toc26729"/>
       <w:r>
         <w:t>Fig 3: The period detection result is shown here where the program found how many steps before the sequence started repeating itself.</w:t>
       </w:r>
-      <w:bookmarkEnd w:id="47"/>
-      <w:bookmarkEnd w:id="48"/>
-    </w:p>
-    <w:p>
-      <w:pPr>
-        <w:pStyle w:val="3"/>
-        <w:bidi w:val="0"/>
-        <w:rPr>
-          <w:rFonts w:hint="default"/>
-          <w:lang w:val="en-US"/>
-        </w:rPr>
-      </w:pPr>
-      <w:bookmarkStart w:id="49" w:name="_Toc16530"/>
-      <w:bookmarkStart w:id="50" w:name="_Toc27102"/>
+      <w:bookmarkEnd w:id="58"/>
+      <w:bookmarkEnd w:id="59"/>
+    </w:p>
+    <w:p>
+      <w:pPr>
+        <w:bidi w:val="0"/>
+        <w:rPr>
+          <w:rFonts w:hint="default"/>
+          <w:lang w:val="en-US"/>
+        </w:rPr>
+      </w:pPr>
+      <w:bookmarkStart w:id="60" w:name="_Toc16530"/>
+      <w:bookmarkStart w:id="61" w:name="_Toc27102"/>
       <w:r>
         <w:rPr>
           <w:rFonts w:hint="default"/>
@@ -3810,47 +3554,36 @@
           </wp:inline>
         </w:drawing>
       </w:r>
-      <w:bookmarkEnd w:id="49"/>
-      <w:bookmarkEnd w:id="50"/>
-    </w:p>
-    <w:p>
-      <w:pPr>
-        <w:spacing w:before="80" w:after="40"/>
-        <w:rPr>
-          <w:b/>
-          <w:bCs/>
-          <w:i w:val="0"/>
-          <w:iCs w:val="0"/>
-          <w:color w:val="000000"/>
-          <w:sz w:val="28"/>
-          <w:szCs w:val="28"/>
-        </w:rPr>
-      </w:pPr>
-    </w:p>
-    <w:p>
-      <w:pPr>
-        <w:pStyle w:val="3"/>
-        <w:bidi w:val="0"/>
-      </w:pPr>
-      <w:bookmarkStart w:id="51" w:name="_Toc2275"/>
-      <w:bookmarkStart w:id="52" w:name="_Toc29183"/>
+      <w:bookmarkEnd w:id="60"/>
+      <w:bookmarkEnd w:id="61"/>
+    </w:p>
+    <w:p>
+      <w:pPr>
+        <w:bidi w:val="0"/>
+      </w:pPr>
+    </w:p>
+    <w:p>
+      <w:pPr>
+        <w:bidi w:val="0"/>
+      </w:pPr>
+      <w:bookmarkStart w:id="62" w:name="_Toc2275"/>
+      <w:bookmarkStart w:id="63" w:name="_Toc29183"/>
       <w:r>
         <w:t>Fig 4: Weakness analysis output showing the sequence had 16 ones and 14 zeros which is close enough to be considered balanced and pass the check.</w:t>
       </w:r>
-      <w:bookmarkEnd w:id="51"/>
-      <w:bookmarkEnd w:id="52"/>
-    </w:p>
-    <w:p>
-      <w:pPr>
-        <w:pStyle w:val="3"/>
-        <w:bidi w:val="0"/>
-        <w:rPr>
-          <w:rFonts w:hint="default"/>
-          <w:lang w:val="en-US"/>
-        </w:rPr>
-      </w:pPr>
-      <w:bookmarkStart w:id="53" w:name="_Toc12439"/>
-      <w:bookmarkStart w:id="54" w:name="_Toc14027"/>
+      <w:bookmarkEnd w:id="62"/>
+      <w:bookmarkEnd w:id="63"/>
+    </w:p>
+    <w:p>
+      <w:pPr>
+        <w:bidi w:val="0"/>
+        <w:rPr>
+          <w:rFonts w:hint="default"/>
+          <w:lang w:val="en-US"/>
+        </w:rPr>
+      </w:pPr>
+      <w:bookmarkStart w:id="64" w:name="_Toc14027"/>
+      <w:bookmarkStart w:id="65" w:name="_Toc12439"/>
       <w:r>
         <w:rPr>
           <w:rFonts w:hint="default"/>
@@ -3894,62 +3627,37 @@
           </wp:inline>
         </w:drawing>
       </w:r>
-      <w:bookmarkEnd w:id="53"/>
-      <w:bookmarkEnd w:id="54"/>
-    </w:p>
-    <w:p>
-      <w:pPr>
-        <w:spacing w:before="80" w:after="40"/>
-        <w:rPr>
-          <w:b/>
-          <w:bCs/>
-          <w:i w:val="0"/>
-          <w:iCs w:val="0"/>
-          <w:color w:val="000000"/>
-          <w:sz w:val="28"/>
-          <w:szCs w:val="28"/>
-        </w:rPr>
-      </w:pPr>
-    </w:p>
-    <w:p>
-      <w:pPr>
-        <w:pStyle w:val="3"/>
-        <w:bidi w:val="0"/>
-      </w:pPr>
-      <w:bookmarkStart w:id="55" w:name="_Toc29105"/>
-      <w:bookmarkStart w:id="56" w:name="_Toc2256"/>
+      <w:bookmarkEnd w:id="64"/>
+      <w:bookmarkEnd w:id="65"/>
+    </w:p>
+    <w:p>
+      <w:pPr>
+        <w:bidi w:val="0"/>
+      </w:pPr>
+    </w:p>
+    <w:p>
+      <w:pPr>
+        <w:bidi w:val="0"/>
+      </w:pPr>
+      <w:bookmarkStart w:id="66" w:name="_Toc29105"/>
+      <w:bookmarkStart w:id="67" w:name="_Toc2256"/>
       <w:r>
         <w:t>Fig 5: The attack simulation at the bottom shows how using a known plaintext the keystream was recovered successfully which is a real security risk.</w:t>
       </w:r>
-      <w:bookmarkEnd w:id="55"/>
-      <w:bookmarkEnd w:id="56"/>
-    </w:p>
-    <w:p>
-      <w:pPr>
-        <w:pBdr>
-          <w:top w:val="single" w:color="AAAAAA" w:sz="2" w:space="0"/>
-          <w:left w:val="single" w:color="AAAAAA" w:sz="2" w:space="0"/>
-          <w:bottom w:val="single" w:color="AAAAAA" w:sz="2" w:space="0"/>
-          <w:right w:val="single" w:color="AAAAAA" w:sz="2" w:space="0"/>
-        </w:pBdr>
-        <w:spacing w:before="40" w:after="120"/>
-        <w:jc w:val="both"/>
-        <w:rPr>
-          <w:rFonts w:hint="default"/>
-          <w:i w:val="0"/>
-          <w:iCs w:val="0"/>
-          <w:sz w:val="28"/>
-          <w:szCs w:val="28"/>
-          <w:lang w:val="en-US"/>
-        </w:rPr>
-      </w:pPr>
-      <w:r>
-        <w:rPr>
-          <w:rFonts w:hint="default"/>
-          <w:i w:val="0"/>
-          <w:iCs w:val="0"/>
-          <w:sz w:val="28"/>
-          <w:szCs w:val="28"/>
+      <w:bookmarkEnd w:id="66"/>
+      <w:bookmarkEnd w:id="67"/>
+    </w:p>
+    <w:p>
+      <w:pPr>
+        <w:bidi w:val="0"/>
+        <w:rPr>
+          <w:rFonts w:hint="default"/>
+          <w:lang w:val="en-US"/>
+        </w:rPr>
+      </w:pPr>
+      <w:r>
+        <w:rPr>
+          <w:rFonts w:hint="default"/>
           <w:lang w:val="en-US"/>
         </w:rPr>
         <w:drawing>
@@ -4021,26 +3729,20 @@
     </w:p>
     <w:p>
       <w:pPr>
-        <w:spacing w:before="200" w:after="60"/>
-        <w:rPr>
-          <w:i w:val="0"/>
-          <w:iCs w:val="0"/>
-          <w:sz w:val="28"/>
-          <w:szCs w:val="28"/>
-        </w:rPr>
-      </w:pPr>
-      <w:r>
-        <w:rPr>
-          <w:b/>
-          <w:bCs/>
-          <w:i w:val="0"/>
-          <w:iCs w:val="0"/>
-          <w:color w:val="000000"/>
-          <w:sz w:val="28"/>
-          <w:szCs w:val="28"/>
-        </w:rPr>
+        <w:pStyle w:val="3"/>
+        <w:bidi w:val="0"/>
+      </w:pPr>
+    </w:p>
+    <w:p>
+      <w:pPr>
+        <w:pStyle w:val="3"/>
+        <w:bidi w:val="0"/>
+      </w:pPr>
+      <w:bookmarkStart w:id="68" w:name="_Toc977"/>
+      <w:r>
         <w:t>Student Reflection:</w:t>
       </w:r>
+      <w:bookmarkEnd w:id="68"/>
     </w:p>
     <w:p>
       <w:pPr>
@@ -4092,8 +3794,9 @@
           <w:lang w:val="en-US"/>
         </w:rPr>
       </w:pPr>
-      <w:bookmarkStart w:id="57" w:name="_Toc5939"/>
-      <w:bookmarkStart w:id="58" w:name="_Toc18870"/>
+      <w:bookmarkStart w:id="69" w:name="_Toc18870"/>
+      <w:bookmarkStart w:id="70" w:name="_Toc5939"/>
+      <w:bookmarkStart w:id="71" w:name="_Toc19104"/>
       <w:r>
         <w:rPr>
           <w:rFonts w:hint="default"/>
@@ -4101,8 +3804,9 @@
         </w:rPr>
         <w:t>Week5: Block Ciphers and Feisty Structures</w:t>
       </w:r>
-      <w:bookmarkEnd w:id="57"/>
-      <w:bookmarkEnd w:id="58"/>
+      <w:bookmarkEnd w:id="69"/>
+      <w:bookmarkEnd w:id="70"/>
+      <w:bookmarkEnd w:id="71"/>
       <w:r>
         <w:rPr>
           <w:rFonts w:hint="default"/>
@@ -4116,7 +3820,8 @@
         <w:pStyle w:val="3"/>
         <w:bidi w:val="0"/>
       </w:pPr>
-      <w:bookmarkStart w:id="59" w:name="_Toc22927"/>
+      <w:bookmarkStart w:id="72" w:name="_Toc22927"/>
+      <w:bookmarkStart w:id="73" w:name="_Toc23273"/>
       <w:r>
         <w:t xml:space="preserve">Title: </w:t>
       </w:r>
@@ -4129,47 +3834,32 @@
       <w:r>
         <w:t xml:space="preserve"> Cipher Implementation and Avalanche Effect Testing</w:t>
       </w:r>
-      <w:bookmarkEnd w:id="59"/>
-    </w:p>
-    <w:p>
-      <w:pPr>
-        <w:pStyle w:val="3"/>
-        <w:bidi w:val="0"/>
-      </w:pPr>
-      <w:bookmarkStart w:id="60" w:name="_Toc30703"/>
-      <w:bookmarkStart w:id="61" w:name="_Toc3092"/>
+      <w:bookmarkEnd w:id="72"/>
+      <w:bookmarkEnd w:id="73"/>
+    </w:p>
+    <w:p>
+      <w:pPr>
+        <w:bidi w:val="0"/>
+      </w:pPr>
+      <w:bookmarkStart w:id="74" w:name="_Toc3092"/>
+      <w:bookmarkStart w:id="75" w:name="_Toc30703"/>
       <w:r>
         <w:t>Fig 1: The Feistel cipher code in VS Code shows the substitution box at the top and the round function below it which handles the left and right halves.</w:t>
       </w:r>
-      <w:bookmarkEnd w:id="60"/>
-      <w:bookmarkEnd w:id="61"/>
-    </w:p>
-    <w:p>
-      <w:pPr>
-        <w:pBdr>
-          <w:top w:val="single" w:color="AAAAAA" w:sz="2" w:space="0"/>
-          <w:left w:val="single" w:color="AAAAAA" w:sz="2" w:space="0"/>
-          <w:bottom w:val="single" w:color="AAAAAA" w:sz="2" w:space="0"/>
-          <w:right w:val="single" w:color="AAAAAA" w:sz="2" w:space="0"/>
-        </w:pBdr>
-        <w:spacing w:before="40" w:after="120"/>
-        <w:jc w:val="center"/>
-        <w:rPr>
-          <w:rFonts w:hint="default"/>
-          <w:i w:val="0"/>
-          <w:iCs w:val="0"/>
-          <w:sz w:val="28"/>
-          <w:szCs w:val="28"/>
-          <w:lang w:val="en-US"/>
-        </w:rPr>
-      </w:pPr>
-      <w:r>
-        <w:rPr>
-          <w:rFonts w:hint="default"/>
-          <w:i w:val="0"/>
-          <w:iCs w:val="0"/>
-          <w:sz w:val="28"/>
-          <w:szCs w:val="28"/>
+      <w:bookmarkEnd w:id="74"/>
+      <w:bookmarkEnd w:id="75"/>
+    </w:p>
+    <w:p>
+      <w:pPr>
+        <w:bidi w:val="0"/>
+        <w:rPr>
+          <w:rFonts w:hint="default"/>
+          <w:lang w:val="en-US"/>
+        </w:rPr>
+      </w:pPr>
+      <w:r>
+        <w:rPr>
+          <w:rFonts w:hint="default"/>
           <w:lang w:val="en-US"/>
         </w:rPr>
         <w:drawing>
@@ -4213,43 +3903,27 @@
     </w:p>
     <w:p>
       <w:pPr>
-        <w:pStyle w:val="3"/>
-        <w:bidi w:val="0"/>
-      </w:pPr>
-      <w:bookmarkStart w:id="62" w:name="_Toc32483"/>
-      <w:bookmarkStart w:id="63" w:name="_Toc325"/>
+        <w:bidi w:val="0"/>
+      </w:pPr>
+      <w:bookmarkStart w:id="76" w:name="_Toc32483"/>
+      <w:bookmarkStart w:id="77" w:name="_Toc325"/>
       <w:r>
         <w:t>Fig 2: Encryption rounds 1 to 4 are printed in the terminal showing how the left and right blocks change with each round until the final ciphertext.</w:t>
       </w:r>
-      <w:bookmarkEnd w:id="62"/>
-      <w:bookmarkEnd w:id="63"/>
-    </w:p>
-    <w:p>
-      <w:pPr>
-        <w:pBdr>
-          <w:top w:val="single" w:color="AAAAAA" w:sz="2" w:space="0"/>
-          <w:left w:val="single" w:color="AAAAAA" w:sz="2" w:space="0"/>
-          <w:bottom w:val="single" w:color="AAAAAA" w:sz="2" w:space="0"/>
-          <w:right w:val="single" w:color="AAAAAA" w:sz="2" w:space="0"/>
-        </w:pBdr>
-        <w:spacing w:before="40" w:after="120"/>
-        <w:jc w:val="center"/>
-        <w:rPr>
-          <w:rFonts w:hint="default"/>
-          <w:i w:val="0"/>
-          <w:iCs w:val="0"/>
-          <w:sz w:val="28"/>
-          <w:szCs w:val="28"/>
-          <w:lang w:val="en-US"/>
-        </w:rPr>
-      </w:pPr>
-      <w:r>
-        <w:rPr>
-          <w:rFonts w:hint="default"/>
-          <w:i w:val="0"/>
-          <w:iCs w:val="0"/>
-          <w:sz w:val="28"/>
-          <w:szCs w:val="28"/>
+      <w:bookmarkEnd w:id="76"/>
+      <w:bookmarkEnd w:id="77"/>
+    </w:p>
+    <w:p>
+      <w:pPr>
+        <w:bidi w:val="0"/>
+        <w:rPr>
+          <w:rFonts w:hint="default"/>
+          <w:lang w:val="en-US"/>
+        </w:rPr>
+      </w:pPr>
+      <w:r>
+        <w:rPr>
+          <w:rFonts w:hint="default"/>
           <w:lang w:val="en-US"/>
         </w:rPr>
         <w:drawing>
@@ -4293,11 +3967,10 @@
     </w:p>
     <w:p>
       <w:pPr>
-        <w:pStyle w:val="3"/>
-        <w:bidi w:val="0"/>
-      </w:pPr>
-      <w:bookmarkStart w:id="64" w:name="_Toc22462"/>
-      <w:bookmarkStart w:id="65" w:name="_Toc8867"/>
+        <w:bidi w:val="0"/>
+      </w:pPr>
+      <w:bookmarkStart w:id="78" w:name="_Toc22462"/>
+      <w:bookmarkStart w:id="79" w:name="_Toc8867"/>
       <w:r>
         <w:t xml:space="preserve">Fig 3: The decryption output confirms that applying the rounds in reverse order gives back the original </w:t>
       </w:r>
@@ -4310,35 +3983,20 @@
       <w:r>
         <w:t xml:space="preserve"> which proves the cipher is working.</w:t>
       </w:r>
-      <w:bookmarkEnd w:id="64"/>
-      <w:bookmarkEnd w:id="65"/>
-    </w:p>
-    <w:p>
-      <w:pPr>
-        <w:pBdr>
-          <w:top w:val="single" w:color="AAAAAA" w:sz="2" w:space="0"/>
-          <w:left w:val="single" w:color="AAAAAA" w:sz="2" w:space="0"/>
-          <w:bottom w:val="single" w:color="AAAAAA" w:sz="2" w:space="0"/>
-          <w:right w:val="single" w:color="AAAAAA" w:sz="2" w:space="0"/>
-        </w:pBdr>
-        <w:spacing w:before="40" w:after="120"/>
-        <w:jc w:val="center"/>
-        <w:rPr>
-          <w:rFonts w:hint="default"/>
-          <w:i w:val="0"/>
-          <w:iCs w:val="0"/>
-          <w:sz w:val="28"/>
-          <w:szCs w:val="28"/>
-          <w:lang w:val="en-US"/>
-        </w:rPr>
-      </w:pPr>
-      <w:r>
-        <w:rPr>
-          <w:rFonts w:hint="default"/>
-          <w:i w:val="0"/>
-          <w:iCs w:val="0"/>
-          <w:sz w:val="28"/>
-          <w:szCs w:val="28"/>
+      <w:bookmarkEnd w:id="78"/>
+      <w:bookmarkEnd w:id="79"/>
+    </w:p>
+    <w:p>
+      <w:pPr>
+        <w:bidi w:val="0"/>
+        <w:rPr>
+          <w:rFonts w:hint="default"/>
+          <w:lang w:val="en-US"/>
+        </w:rPr>
+      </w:pPr>
+      <w:r>
+        <w:rPr>
+          <w:rFonts w:hint="default"/>
           <w:lang w:val="en-US"/>
         </w:rPr>
         <w:drawing>
@@ -4382,11 +4040,10 @@
     </w:p>
     <w:p>
       <w:pPr>
-        <w:pStyle w:val="3"/>
-        <w:bidi w:val="0"/>
-      </w:pPr>
-      <w:bookmarkStart w:id="66" w:name="_Toc2170"/>
-      <w:bookmarkStart w:id="67" w:name="_Toc1576"/>
+        <w:bidi w:val="0"/>
+      </w:pPr>
+      <w:bookmarkStart w:id="80" w:name="_Toc2170"/>
+      <w:bookmarkStart w:id="81" w:name="_Toc1576"/>
       <w:r>
         <w:t xml:space="preserve">Fig 4: Full results showing the </w:t>
       </w:r>
@@ -4417,35 +4074,20 @@
       <w:r>
         <w:t xml:space="preserve"> result with Match shown as True at the end.</w:t>
       </w:r>
-      <w:bookmarkEnd w:id="66"/>
-      <w:bookmarkEnd w:id="67"/>
-    </w:p>
-    <w:p>
-      <w:pPr>
-        <w:pBdr>
-          <w:top w:val="single" w:color="AAAAAA" w:sz="2" w:space="0"/>
-          <w:left w:val="single" w:color="AAAAAA" w:sz="2" w:space="0"/>
-          <w:bottom w:val="single" w:color="AAAAAA" w:sz="2" w:space="0"/>
-          <w:right w:val="single" w:color="AAAAAA" w:sz="2" w:space="0"/>
-        </w:pBdr>
-        <w:spacing w:before="40" w:after="120"/>
-        <w:jc w:val="center"/>
-        <w:rPr>
-          <w:rFonts w:hint="default"/>
-          <w:i w:val="0"/>
-          <w:iCs w:val="0"/>
-          <w:sz w:val="28"/>
-          <w:szCs w:val="28"/>
-          <w:lang w:val="en-US"/>
-        </w:rPr>
-      </w:pPr>
-      <w:r>
-        <w:rPr>
-          <w:rFonts w:hint="default"/>
-          <w:i w:val="0"/>
-          <w:iCs w:val="0"/>
-          <w:sz w:val="28"/>
-          <w:szCs w:val="28"/>
+      <w:bookmarkEnd w:id="80"/>
+      <w:bookmarkEnd w:id="81"/>
+    </w:p>
+    <w:p>
+      <w:pPr>
+        <w:bidi w:val="0"/>
+        <w:rPr>
+          <w:rFonts w:hint="default"/>
+          <w:lang w:val="en-US"/>
+        </w:rPr>
+      </w:pPr>
+      <w:r>
+        <w:rPr>
+          <w:rFonts w:hint="default"/>
           <w:lang w:val="en-US"/>
         </w:rPr>
         <w:drawing>
@@ -4489,11 +4131,10 @@
     </w:p>
     <w:p>
       <w:pPr>
-        <w:pStyle w:val="3"/>
-        <w:bidi w:val="0"/>
-      </w:pPr>
-      <w:bookmarkStart w:id="68" w:name="_Toc30477"/>
-      <w:bookmarkStart w:id="69" w:name="_Toc25962"/>
+        <w:bidi w:val="0"/>
+      </w:pPr>
+      <w:bookmarkStart w:id="82" w:name="_Toc25962"/>
+      <w:bookmarkStart w:id="83" w:name="_Toc30477"/>
       <w:r>
         <w:t xml:space="preserve">Fig 5: The avalanche effect test shows that changing just one bit in the </w:t>
       </w:r>
@@ -4515,35 +4156,20 @@
       <w:r>
         <w:t xml:space="preserve"> which is a good result.</w:t>
       </w:r>
-      <w:bookmarkEnd w:id="68"/>
-      <w:bookmarkEnd w:id="69"/>
-    </w:p>
-    <w:p>
-      <w:pPr>
-        <w:pBdr>
-          <w:top w:val="single" w:color="AAAAAA" w:sz="2" w:space="0"/>
-          <w:left w:val="single" w:color="AAAAAA" w:sz="2" w:space="0"/>
-          <w:bottom w:val="single" w:color="AAAAAA" w:sz="2" w:space="0"/>
-          <w:right w:val="single" w:color="AAAAAA" w:sz="2" w:space="0"/>
-        </w:pBdr>
-        <w:spacing w:before="40" w:after="120"/>
-        <w:jc w:val="center"/>
-        <w:rPr>
-          <w:rFonts w:hint="default"/>
-          <w:i w:val="0"/>
-          <w:iCs w:val="0"/>
-          <w:sz w:val="28"/>
-          <w:szCs w:val="28"/>
-          <w:lang w:val="en-US"/>
-        </w:rPr>
-      </w:pPr>
-      <w:r>
-        <w:rPr>
-          <w:rFonts w:hint="default"/>
-          <w:i w:val="0"/>
-          <w:iCs w:val="0"/>
-          <w:sz w:val="28"/>
-          <w:szCs w:val="28"/>
+      <w:bookmarkEnd w:id="82"/>
+      <w:bookmarkEnd w:id="83"/>
+    </w:p>
+    <w:p>
+      <w:pPr>
+        <w:bidi w:val="0"/>
+        <w:rPr>
+          <w:rFonts w:hint="default"/>
+          <w:lang w:val="en-US"/>
+        </w:rPr>
+      </w:pPr>
+      <w:r>
+        <w:rPr>
+          <w:rFonts w:hint="default"/>
           <w:lang w:val="en-US"/>
         </w:rPr>
         <w:drawing>
@@ -4587,26 +4213,14 @@
     </w:p>
     <w:p>
       <w:pPr>
-        <w:spacing w:before="200" w:after="60"/>
-        <w:rPr>
-          <w:i w:val="0"/>
-          <w:iCs w:val="0"/>
-          <w:sz w:val="28"/>
-          <w:szCs w:val="28"/>
-        </w:rPr>
-      </w:pPr>
-      <w:r>
-        <w:rPr>
-          <w:b/>
-          <w:bCs/>
-          <w:i w:val="0"/>
-          <w:iCs w:val="0"/>
-          <w:color w:val="000000"/>
-          <w:sz w:val="28"/>
-          <w:szCs w:val="28"/>
-        </w:rPr>
+        <w:pStyle w:val="3"/>
+        <w:bidi w:val="0"/>
+      </w:pPr>
+      <w:bookmarkStart w:id="84" w:name="_Toc28186"/>
+      <w:r>
         <w:t>Student Reflection:</w:t>
       </w:r>
+      <w:bookmarkEnd w:id="84"/>
     </w:p>
     <w:p>
       <w:pPr>
@@ -4692,7 +4306,7 @@
     <w:lsdException w:unhideWhenUsed="0" w:uiPriority="0" w:semiHidden="0" w:name="index 8"/>
     <w:lsdException w:unhideWhenUsed="0" w:uiPriority="0" w:semiHidden="0" w:name="index 9"/>
     <w:lsdException w:unhideWhenUsed="0" w:uiPriority="0" w:semiHidden="0" w:name="toc 1"/>
-    <w:lsdException w:unhideWhenUsed="0" w:uiPriority="0" w:semiHidden="0" w:name="toc 2"/>
+    <w:lsdException w:qFormat="1" w:unhideWhenUsed="0" w:uiPriority="0" w:semiHidden="0" w:name="toc 2"/>
     <w:lsdException w:unhideWhenUsed="0" w:uiPriority="0" w:semiHidden="0" w:name="toc 3"/>
     <w:lsdException w:unhideWhenUsed="0" w:uiPriority="0" w:semiHidden="0" w:name="toc 4"/>
     <w:lsdException w:unhideWhenUsed="0" w:uiPriority="0" w:semiHidden="0" w:name="toc 5"/>
@@ -5125,6 +4739,7 @@
     <w:name w:val="toc 2"/>
     <w:basedOn w:val="1"/>
     <w:next w:val="1"/>
+    <w:qFormat/>
     <w:uiPriority w:val="0"/>
     <w:pPr>
       <w:ind w:left="420" w:leftChars="200"/>
@@ -5168,6 +4783,7 @@
   <w:style w:type="character" w:customStyle="1" w:styleId="21">
     <w:name w:val="Heading 2 Char"/>
     <w:link w:val="3"/>
+    <w:qFormat/>
     <w:uiPriority w:val="0"/>
     <w:rPr>
       <w:rFonts w:ascii="Times New Roman" w:hAnsi="Times New Roman" w:eastAsia="Times New Roman" w:cs="Times New Roman"/>
